--- a/business_documents/PECH_PAYMENT_RECEIPT.docx
+++ b/business_documents/PECH_PAYMENT_RECEIPT.docx
@@ -2,21 +2,108 @@
 <file path=word/document.xml><?xml version="1.0" encoding="utf-8"?>
 <w:document xmlns:w="http://schemas.openxmlformats.org/wordprocessingml/2006/main" xmlns:m="http://schemas.openxmlformats.org/officeDocument/2006/math" xmlns:r="http://schemas.openxmlformats.org/officeDocument/2006/relationships" xmlns:o="urn:schemas-microsoft-com:office:office" xmlns:v="urn:schemas-microsoft-com:vml" xmlns:w10="urn:schemas-microsoft-com:office:word" xmlns:a="http://schemas.openxmlformats.org/drawingml/2006/main" xmlns:pic="http://schemas.openxmlformats.org/drawingml/2006/picture" xmlns:wp="http://schemas.openxmlformats.org/drawingml/2006/wordprocessingDrawing">
   <w:body>
+    <w:p>
+      <w:pPr>
+        <w:pBdr>
+          <w:top w:val="single" w:sz="12" w:space="1" w:color="00BFFF"/>
+          <w:bottom w:val="single" w:sz="36" w:space="0" w:color="F5A623"/>
+        </w:pBdr>
+        <w:spacing w:before="0" w:after="240"/>
+      </w:pPr>
+    </w:p>
+    <w:p>
+      <w:pPr>
+        <w:pBdr>
+          <w:bottom w:val="single" w:sz="6" w:space="1" w:color="00BFFF"/>
+        </w:pBdr>
+        <w:spacing w:before="0" w:after="120"/>
+      </w:pPr>
+    </w:p>
+    <w:p>
+      <w:pPr>
+        <w:jc w:val="center"/>
+        <w:spacing w:before="0" w:after="60"/>
+      </w:pPr>
+      <w:r>
+        <w:rPr>
+          <w:i/>
+          <w:color w:val="E08A00"/>
+          <w:sz w:val="18"/>
+          <w:szCs w:val="18"/>
+        </w:rPr>
+        <w:t>Technology &amp; Infrastructure Enablers for Africa</w:t>
+      </w:r>
+    </w:p>
+    <w:p>
+      <w:pPr>
+        <w:jc w:val="center"/>
+        <w:spacing w:before="200" w:after="40"/>
+      </w:pPr>
+      <w:r>
+        <w:rPr>
+          <w:b/>
+          <w:color w:val="0099CC"/>
+          <w:sz w:val="28"/>
+          <w:szCs w:val="28"/>
+        </w:rPr>
+        <w:t>PECH GROUP HOLDINGS LTD</w:t>
+      </w:r>
+    </w:p>
+    <w:p>
+      <w:pPr>
+        <w:pBdr>
+          <w:top w:val="single" w:sz="36" w:space="0" w:color="F5A623"/>
+          <w:bottom w:val="single" w:sz="12" w:space="1" w:color="00BFFF"/>
+        </w:pBdr>
+        <w:spacing w:after="0"/>
+      </w:pPr>
+    </w:p>
     <w:bookmarkStart w:id="40" w:name="pech-group-holdings-ltd"/>
     <w:p>
       <w:pPr>
         <w:pStyle w:val="Heading1"/>
-      </w:pPr>
-      <w:r>
+        <w:rPr>
+          <w:color w:val="0099CC"/>
+        </w:rPr>
+        <w:pBdr>
+          <w:bottom w:val="single" w:sz="18" w:space="2" w:color="F5A623"/>
+        </w:pBdr>
+      </w:pPr>
+      <w:r>
+        <w:rPr>
+          <w:b/>
+          <w:color w:val="0099CC"/>
+          <w:sz w:val="44"/>
+        </w:rPr>
         <w:t xml:space="preserve">PECH GROUP HOLDINGS LTD</w:t>
       </w:r>
     </w:p>
     <w:bookmarkStart w:id="22" w:name="payment-receipt"/>
     <w:p>
       <w:pPr>
+        <w:pBdr>
+          <w:top w:val="single" w:sz="18" w:space="1" w:color="F5A623"/>
+          <w:bottom w:val="single" w:sz="6" w:space="1" w:color="0099CC"/>
+        </w:pBdr>
+        <w:spacing w:before="200" w:after="200"/>
+      </w:pPr>
+    </w:p>
+    <w:p>
+      <w:pPr>
         <w:pStyle w:val="Heading2"/>
-      </w:pPr>
-      <w:r>
+        <w:rPr>
+          <w:color w:val="0099CC"/>
+        </w:rPr>
+        <w:pBdr>
+          <w:bottom w:val="single" w:sz="6" w:space="2" w:color="00BFFF"/>
+        </w:pBdr>
+      </w:pPr>
+      <w:r>
+        <w:rPr>
+          <w:b/>
+          <w:color w:val="0099CC"/>
+          <w:sz w:val="32"/>
+        </w:rPr>
         <w:t xml:space="preserve">PAYMENT RECEIPT</w:t>
       </w:r>
     </w:p>
@@ -24,8 +111,16 @@
     <w:p>
       <w:pPr>
         <w:pStyle w:val="Heading3"/>
-      </w:pPr>
-      <w:r>
+        <w:rPr>
+          <w:color w:val="E08A00"/>
+        </w:rPr>
+      </w:pPr>
+      <w:r>
+        <w:rPr>
+          <w:b/>
+          <w:color w:val="E08A00"/>
+          <w:sz w:val="26"/>
+        </w:rPr>
         <w:t xml:space="preserve">CONFIDENTIAL</w:t>
       </w:r>
     </w:p>
@@ -101,9 +196,29 @@
     <w:bookmarkStart w:id="23" w:name="company-information"/>
     <w:p>
       <w:pPr>
+        <w:pBdr>
+          <w:top w:val="single" w:sz="18" w:space="1" w:color="F5A623"/>
+          <w:bottom w:val="single" w:sz="6" w:space="1" w:color="0099CC"/>
+        </w:pBdr>
+        <w:spacing w:before="200" w:after="200"/>
+      </w:pPr>
+    </w:p>
+    <w:p>
+      <w:pPr>
         <w:pStyle w:val="Heading2"/>
-      </w:pPr>
-      <w:r>
+        <w:rPr>
+          <w:color w:val="0099CC"/>
+        </w:rPr>
+        <w:pBdr>
+          <w:bottom w:val="single" w:sz="6" w:space="2" w:color="00BFFF"/>
+        </w:pBdr>
+      </w:pPr>
+      <w:r>
+        <w:rPr>
+          <w:b/>
+          <w:color w:val="0099CC"/>
+          <w:sz w:val="32"/>
+        </w:rPr>
         <w:t xml:space="preserve">COMPANY INFORMATION</w:t>
       </w:r>
     </w:p>
@@ -113,6 +228,14 @@
         <w:tblW w:type="auto" w:w="0"/>
         <w:tblLook w:firstRow="1" w:lastRow="0" w:firstColumn="0" w:lastColumn="0" w:noHBand="0" w:noVBand="0" w:val="0020"/>
         <w:jc w:val="start"/>
+        <w:tblBorders>
+          <w:top w:val="single" w:sz="4" w:space="0" w:color="B0D4E8"/>
+          <w:left w:val="single" w:sz="4" w:space="0" w:color="B0D4E8"/>
+          <w:bottom w:val="single" w:sz="4" w:space="0" w:color="B0D4E8"/>
+          <w:right w:val="single" w:sz="4" w:space="0" w:color="B0D4E8"/>
+          <w:insideH w:val="single" w:sz="4" w:space="0" w:color="B0D4E8"/>
+          <w:insideV w:val="single" w:sz="4" w:space="0" w:color="B0D4E8"/>
+        </w:tblBorders>
       </w:tblPr>
       <w:tblGrid>
         <w:gridCol w:w="3960"/>
@@ -123,25 +246,39 @@
           <w:tblHeader w:val="true"/>
         </w:trPr>
         <w:tc>
-          <w:tcPr/>
-          <w:p>
-            <w:pPr>
-              <w:pStyle w:val="Compact"/>
-              <w:jc w:val="left"/>
-            </w:pPr>
-            <w:r>
+          <w:tcPr>
+            <w:shd w:fill="0099CC" w:val="clear"/>
+          </w:tcPr>
+          <w:p>
+            <w:pPr>
+              <w:pStyle w:val="Compact"/>
+              <w:jc w:val="left"/>
+            </w:pPr>
+            <w:r>
+              <w:rPr>
+                <w:b/>
+                <w:color w:val="FFFFFF"/>
+                <w:sz w:val="20"/>
+              </w:rPr>
               <w:t xml:space="preserve">Field</w:t>
             </w:r>
           </w:p>
         </w:tc>
         <w:tc>
-          <w:tcPr/>
-          <w:p>
-            <w:pPr>
-              <w:pStyle w:val="Compact"/>
-              <w:jc w:val="left"/>
-            </w:pPr>
-            <w:r>
+          <w:tcPr>
+            <w:shd w:fill="0099CC" w:val="clear"/>
+          </w:tcPr>
+          <w:p>
+            <w:pPr>
+              <w:pStyle w:val="Compact"/>
+              <w:jc w:val="left"/>
+            </w:pPr>
+            <w:r>
+              <w:rPr>
+                <w:b/>
+                <w:color w:val="FFFFFF"/>
+                <w:sz w:val="20"/>
+              </w:rPr>
               <w:t xml:space="preserve">Details</w:t>
             </w:r>
           </w:p>
@@ -149,25 +286,37 @@
       </w:tr>
       <w:tr>
         <w:tc>
-          <w:tcPr/>
-          <w:p>
-            <w:pPr>
-              <w:pStyle w:val="Compact"/>
-              <w:jc w:val="left"/>
-            </w:pPr>
-            <w:r>
+          <w:tcPr>
+            <w:shd w:fill="FFFFFF" w:val="clear"/>
+          </w:tcPr>
+          <w:p>
+            <w:pPr>
+              <w:pStyle w:val="Compact"/>
+              <w:jc w:val="left"/>
+            </w:pPr>
+            <w:r>
+              <w:rPr>
+                <w:color w:val="1A1A1A"/>
+                <w:sz w:val="19"/>
+              </w:rPr>
               <w:t xml:space="preserve">Company Name</w:t>
             </w:r>
           </w:p>
         </w:tc>
         <w:tc>
-          <w:tcPr/>
-          <w:p>
-            <w:pPr>
-              <w:pStyle w:val="Compact"/>
-              <w:jc w:val="left"/>
-            </w:pPr>
-            <w:r>
+          <w:tcPr>
+            <w:shd w:fill="FFFFFF" w:val="clear"/>
+          </w:tcPr>
+          <w:p>
+            <w:pPr>
+              <w:pStyle w:val="Compact"/>
+              <w:jc w:val="left"/>
+            </w:pPr>
+            <w:r>
+              <w:rPr>
+                <w:color w:val="1A1A1A"/>
+                <w:sz w:val="19"/>
+              </w:rPr>
               <w:t xml:space="preserve">PECH Group Holdings Ltd</w:t>
             </w:r>
           </w:p>
@@ -175,25 +324,37 @@
       </w:tr>
       <w:tr>
         <w:tc>
-          <w:tcPr/>
-          <w:p>
-            <w:pPr>
-              <w:pStyle w:val="Compact"/>
-              <w:jc w:val="left"/>
-            </w:pPr>
-            <w:r>
+          <w:tcPr>
+            <w:shd w:fill="E8F8FF" w:val="clear"/>
+          </w:tcPr>
+          <w:p>
+            <w:pPr>
+              <w:pStyle w:val="Compact"/>
+              <w:jc w:val="left"/>
+            </w:pPr>
+            <w:r>
+              <w:rPr>
+                <w:color w:val="1A1A1A"/>
+                <w:sz w:val="19"/>
+              </w:rPr>
               <w:t xml:space="preserve">Address</w:t>
             </w:r>
           </w:p>
         </w:tc>
         <w:tc>
-          <w:tcPr/>
-          <w:p>
-            <w:pPr>
-              <w:pStyle w:val="Compact"/>
-              <w:jc w:val="left"/>
-            </w:pPr>
-            <w:r>
+          <w:tcPr>
+            <w:shd w:fill="E8F8FF" w:val="clear"/>
+          </w:tcPr>
+          <w:p>
+            <w:pPr>
+              <w:pStyle w:val="Compact"/>
+              <w:jc w:val="left"/>
+            </w:pPr>
+            <w:r>
+              <w:rPr>
+                <w:color w:val="1A1A1A"/>
+                <w:sz w:val="19"/>
+              </w:rPr>
               <w:t xml:space="preserve">__________________________________________</w:t>
             </w:r>
           </w:p>
@@ -201,25 +362,37 @@
       </w:tr>
       <w:tr>
         <w:tc>
-          <w:tcPr/>
-          <w:p>
-            <w:pPr>
-              <w:pStyle w:val="Compact"/>
-              <w:jc w:val="left"/>
-            </w:pPr>
-            <w:r>
+          <w:tcPr>
+            <w:shd w:fill="FFFFFF" w:val="clear"/>
+          </w:tcPr>
+          <w:p>
+            <w:pPr>
+              <w:pStyle w:val="Compact"/>
+              <w:jc w:val="left"/>
+            </w:pPr>
+            <w:r>
+              <w:rPr>
+                <w:color w:val="1A1A1A"/>
+                <w:sz w:val="19"/>
+              </w:rPr>
               <w:t xml:space="preserve">City / State</w:t>
             </w:r>
           </w:p>
         </w:tc>
         <w:tc>
-          <w:tcPr/>
-          <w:p>
-            <w:pPr>
-              <w:pStyle w:val="Compact"/>
-              <w:jc w:val="left"/>
-            </w:pPr>
-            <w:r>
+          <w:tcPr>
+            <w:shd w:fill="FFFFFF" w:val="clear"/>
+          </w:tcPr>
+          <w:p>
+            <w:pPr>
+              <w:pStyle w:val="Compact"/>
+              <w:jc w:val="left"/>
+            </w:pPr>
+            <w:r>
+              <w:rPr>
+                <w:color w:val="1A1A1A"/>
+                <w:sz w:val="19"/>
+              </w:rPr>
               <w:t xml:space="preserve">Lagos, Nigeria</w:t>
             </w:r>
           </w:p>
@@ -227,25 +400,37 @@
       </w:tr>
       <w:tr>
         <w:tc>
-          <w:tcPr/>
-          <w:p>
-            <w:pPr>
-              <w:pStyle w:val="Compact"/>
-              <w:jc w:val="left"/>
-            </w:pPr>
-            <w:r>
+          <w:tcPr>
+            <w:shd w:fill="E8F8FF" w:val="clear"/>
+          </w:tcPr>
+          <w:p>
+            <w:pPr>
+              <w:pStyle w:val="Compact"/>
+              <w:jc w:val="left"/>
+            </w:pPr>
+            <w:r>
+              <w:rPr>
+                <w:color w:val="1A1A1A"/>
+                <w:sz w:val="19"/>
+              </w:rPr>
               <w:t xml:space="preserve">Phone</w:t>
             </w:r>
           </w:p>
         </w:tc>
         <w:tc>
-          <w:tcPr/>
-          <w:p>
-            <w:pPr>
-              <w:pStyle w:val="Compact"/>
-              <w:jc w:val="left"/>
-            </w:pPr>
-            <w:r>
+          <w:tcPr>
+            <w:shd w:fill="E8F8FF" w:val="clear"/>
+          </w:tcPr>
+          <w:p>
+            <w:pPr>
+              <w:pStyle w:val="Compact"/>
+              <w:jc w:val="left"/>
+            </w:pPr>
+            <w:r>
+              <w:rPr>
+                <w:color w:val="1A1A1A"/>
+                <w:sz w:val="19"/>
+              </w:rPr>
               <w:t xml:space="preserve">__________________________________________</w:t>
             </w:r>
           </w:p>
@@ -253,25 +438,37 @@
       </w:tr>
       <w:tr>
         <w:tc>
-          <w:tcPr/>
-          <w:p>
-            <w:pPr>
-              <w:pStyle w:val="Compact"/>
-              <w:jc w:val="left"/>
-            </w:pPr>
-            <w:r>
+          <w:tcPr>
+            <w:shd w:fill="FFFFFF" w:val="clear"/>
+          </w:tcPr>
+          <w:p>
+            <w:pPr>
+              <w:pStyle w:val="Compact"/>
+              <w:jc w:val="left"/>
+            </w:pPr>
+            <w:r>
+              <w:rPr>
+                <w:color w:val="1A1A1A"/>
+                <w:sz w:val="19"/>
+              </w:rPr>
               <w:t xml:space="preserve">Email</w:t>
             </w:r>
           </w:p>
         </w:tc>
         <w:tc>
-          <w:tcPr/>
-          <w:p>
-            <w:pPr>
-              <w:pStyle w:val="Compact"/>
-              <w:jc w:val="left"/>
-            </w:pPr>
-            <w:r>
+          <w:tcPr>
+            <w:shd w:fill="FFFFFF" w:val="clear"/>
+          </w:tcPr>
+          <w:p>
+            <w:pPr>
+              <w:pStyle w:val="Compact"/>
+              <w:jc w:val="left"/>
+            </w:pPr>
+            <w:r>
+              <w:rPr>
+                <w:color w:val="1A1A1A"/>
+                <w:sz w:val="19"/>
+              </w:rPr>
               <w:t xml:space="preserve">__________________________________________</w:t>
             </w:r>
           </w:p>
@@ -279,25 +476,37 @@
       </w:tr>
       <w:tr>
         <w:tc>
-          <w:tcPr/>
-          <w:p>
-            <w:pPr>
-              <w:pStyle w:val="Compact"/>
-              <w:jc w:val="left"/>
-            </w:pPr>
-            <w:r>
+          <w:tcPr>
+            <w:shd w:fill="E8F8FF" w:val="clear"/>
+          </w:tcPr>
+          <w:p>
+            <w:pPr>
+              <w:pStyle w:val="Compact"/>
+              <w:jc w:val="left"/>
+            </w:pPr>
+            <w:r>
+              <w:rPr>
+                <w:color w:val="1A1A1A"/>
+                <w:sz w:val="19"/>
+              </w:rPr>
               <w:t xml:space="preserve">TIN</w:t>
             </w:r>
           </w:p>
         </w:tc>
         <w:tc>
-          <w:tcPr/>
-          <w:p>
-            <w:pPr>
-              <w:pStyle w:val="Compact"/>
-              <w:jc w:val="left"/>
-            </w:pPr>
-            <w:r>
+          <w:tcPr>
+            <w:shd w:fill="E8F8FF" w:val="clear"/>
+          </w:tcPr>
+          <w:p>
+            <w:pPr>
+              <w:pStyle w:val="Compact"/>
+              <w:jc w:val="left"/>
+            </w:pPr>
+            <w:r>
+              <w:rPr>
+                <w:color w:val="1A1A1A"/>
+                <w:sz w:val="19"/>
+              </w:rPr>
               <w:t xml:space="preserve">__________________________________________</w:t>
             </w:r>
           </w:p>
@@ -315,9 +524,29 @@
     <w:bookmarkStart w:id="24" w:name="receipt-details"/>
     <w:p>
       <w:pPr>
+        <w:pBdr>
+          <w:top w:val="single" w:sz="18" w:space="1" w:color="F5A623"/>
+          <w:bottom w:val="single" w:sz="6" w:space="1" w:color="0099CC"/>
+        </w:pBdr>
+        <w:spacing w:before="200" w:after="200"/>
+      </w:pPr>
+    </w:p>
+    <w:p>
+      <w:pPr>
         <w:pStyle w:val="Heading2"/>
-      </w:pPr>
-      <w:r>
+        <w:rPr>
+          <w:color w:val="0099CC"/>
+        </w:rPr>
+        <w:pBdr>
+          <w:bottom w:val="single" w:sz="6" w:space="2" w:color="00BFFF"/>
+        </w:pBdr>
+      </w:pPr>
+      <w:r>
+        <w:rPr>
+          <w:b/>
+          <w:color w:val="0099CC"/>
+          <w:sz w:val="32"/>
+        </w:rPr>
         <w:t xml:space="preserve">RECEIPT DETAILS</w:t>
       </w:r>
     </w:p>
@@ -327,6 +556,14 @@
         <w:tblW w:type="pct" w:w="5000"/>
         <w:tblLook w:firstRow="1" w:lastRow="0" w:firstColumn="0" w:lastColumn="0" w:noHBand="0" w:noVBand="0" w:val="0020"/>
         <w:jc w:val="start"/>
+        <w:tblBorders>
+          <w:top w:val="single" w:sz="4" w:space="0" w:color="B0D4E8"/>
+          <w:left w:val="single" w:sz="4" w:space="0" w:color="B0D4E8"/>
+          <w:bottom w:val="single" w:sz="4" w:space="0" w:color="B0D4E8"/>
+          <w:right w:val="single" w:sz="4" w:space="0" w:color="B0D4E8"/>
+          <w:insideH w:val="single" w:sz="4" w:space="0" w:color="B0D4E8"/>
+          <w:insideV w:val="single" w:sz="4" w:space="0" w:color="B0D4E8"/>
+        </w:tblBorders>
       </w:tblPr>
       <w:tblGrid>
         <w:gridCol w:w="3960"/>
@@ -337,25 +574,39 @@
           <w:tblHeader w:val="true"/>
         </w:trPr>
         <w:tc>
-          <w:tcPr/>
-          <w:p>
-            <w:pPr>
-              <w:pStyle w:val="Compact"/>
-              <w:jc w:val="left"/>
-            </w:pPr>
-            <w:r>
+          <w:tcPr>
+            <w:shd w:fill="0099CC" w:val="clear"/>
+          </w:tcPr>
+          <w:p>
+            <w:pPr>
+              <w:pStyle w:val="Compact"/>
+              <w:jc w:val="left"/>
+            </w:pPr>
+            <w:r>
+              <w:rPr>
+                <w:b/>
+                <w:color w:val="FFFFFF"/>
+                <w:sz w:val="20"/>
+              </w:rPr>
               <w:t xml:space="preserve">Field</w:t>
             </w:r>
           </w:p>
         </w:tc>
         <w:tc>
-          <w:tcPr/>
-          <w:p>
-            <w:pPr>
-              <w:pStyle w:val="Compact"/>
-              <w:jc w:val="left"/>
-            </w:pPr>
-            <w:r>
+          <w:tcPr>
+            <w:shd w:fill="0099CC" w:val="clear"/>
+          </w:tcPr>
+          <w:p>
+            <w:pPr>
+              <w:pStyle w:val="Compact"/>
+              <w:jc w:val="left"/>
+            </w:pPr>
+            <w:r>
+              <w:rPr>
+                <w:b/>
+                <w:color w:val="FFFFFF"/>
+                <w:sz w:val="20"/>
+              </w:rPr>
               <w:t xml:space="preserve">Details</w:t>
             </w:r>
           </w:p>
@@ -363,25 +614,37 @@
       </w:tr>
       <w:tr>
         <w:tc>
-          <w:tcPr/>
-          <w:p>
-            <w:pPr>
-              <w:pStyle w:val="Compact"/>
-              <w:jc w:val="left"/>
-            </w:pPr>
-            <w:r>
+          <w:tcPr>
+            <w:shd w:fill="FFFFFF" w:val="clear"/>
+          </w:tcPr>
+          <w:p>
+            <w:pPr>
+              <w:pStyle w:val="Compact"/>
+              <w:jc w:val="left"/>
+            </w:pPr>
+            <w:r>
+              <w:rPr>
+                <w:color w:val="1A1A1A"/>
+                <w:sz w:val="19"/>
+              </w:rPr>
               <w:t xml:space="preserve">Receipt Number</w:t>
             </w:r>
           </w:p>
         </w:tc>
         <w:tc>
-          <w:tcPr/>
-          <w:p>
-            <w:pPr>
-              <w:pStyle w:val="Compact"/>
-              <w:jc w:val="left"/>
-            </w:pPr>
-            <w:r>
+          <w:tcPr>
+            <w:shd w:fill="FFFFFF" w:val="clear"/>
+          </w:tcPr>
+          <w:p>
+            <w:pPr>
+              <w:pStyle w:val="Compact"/>
+              <w:jc w:val="left"/>
+            </w:pPr>
+            <w:r>
+              <w:rPr>
+                <w:color w:val="1A1A1A"/>
+                <w:sz w:val="19"/>
+              </w:rPr>
               <w:t xml:space="preserve">__________________________________________</w:t>
             </w:r>
           </w:p>
@@ -389,25 +652,37 @@
       </w:tr>
       <w:tr>
         <w:tc>
-          <w:tcPr/>
-          <w:p>
-            <w:pPr>
-              <w:pStyle w:val="Compact"/>
-              <w:jc w:val="left"/>
-            </w:pPr>
-            <w:r>
+          <w:tcPr>
+            <w:shd w:fill="E8F8FF" w:val="clear"/>
+          </w:tcPr>
+          <w:p>
+            <w:pPr>
+              <w:pStyle w:val="Compact"/>
+              <w:jc w:val="left"/>
+            </w:pPr>
+            <w:r>
+              <w:rPr>
+                <w:color w:val="1A1A1A"/>
+                <w:sz w:val="19"/>
+              </w:rPr>
               <w:t xml:space="preserve">Receipt Date</w:t>
             </w:r>
           </w:p>
         </w:tc>
         <w:tc>
-          <w:tcPr/>
-          <w:p>
-            <w:pPr>
-              <w:pStyle w:val="Compact"/>
-              <w:jc w:val="left"/>
-            </w:pPr>
-            <w:r>
+          <w:tcPr>
+            <w:shd w:fill="E8F8FF" w:val="clear"/>
+          </w:tcPr>
+          <w:p>
+            <w:pPr>
+              <w:pStyle w:val="Compact"/>
+              <w:jc w:val="left"/>
+            </w:pPr>
+            <w:r>
+              <w:rPr>
+                <w:color w:val="1A1A1A"/>
+                <w:sz w:val="19"/>
+              </w:rPr>
               <w:t xml:space="preserve">__________________________________________</w:t>
             </w:r>
           </w:p>
@@ -415,25 +690,37 @@
       </w:tr>
       <w:tr>
         <w:tc>
-          <w:tcPr/>
-          <w:p>
-            <w:pPr>
-              <w:pStyle w:val="Compact"/>
-              <w:jc w:val="left"/>
-            </w:pPr>
-            <w:r>
+          <w:tcPr>
+            <w:shd w:fill="FFFFFF" w:val="clear"/>
+          </w:tcPr>
+          <w:p>
+            <w:pPr>
+              <w:pStyle w:val="Compact"/>
+              <w:jc w:val="left"/>
+            </w:pPr>
+            <w:r>
+              <w:rPr>
+                <w:color w:val="1A1A1A"/>
+                <w:sz w:val="19"/>
+              </w:rPr>
               <w:t xml:space="preserve">Invoice Reference Number</w:t>
             </w:r>
           </w:p>
         </w:tc>
         <w:tc>
-          <w:tcPr/>
-          <w:p>
-            <w:pPr>
-              <w:pStyle w:val="Compact"/>
-              <w:jc w:val="left"/>
-            </w:pPr>
-            <w:r>
+          <w:tcPr>
+            <w:shd w:fill="FFFFFF" w:val="clear"/>
+          </w:tcPr>
+          <w:p>
+            <w:pPr>
+              <w:pStyle w:val="Compact"/>
+              <w:jc w:val="left"/>
+            </w:pPr>
+            <w:r>
+              <w:rPr>
+                <w:color w:val="1A1A1A"/>
+                <w:sz w:val="19"/>
+              </w:rPr>
               <w:t xml:space="preserve">__________________________________________</w:t>
             </w:r>
           </w:p>
@@ -441,25 +728,37 @@
       </w:tr>
       <w:tr>
         <w:tc>
-          <w:tcPr/>
-          <w:p>
-            <w:pPr>
-              <w:pStyle w:val="Compact"/>
-              <w:jc w:val="left"/>
-            </w:pPr>
-            <w:r>
+          <w:tcPr>
+            <w:shd w:fill="E8F8FF" w:val="clear"/>
+          </w:tcPr>
+          <w:p>
+            <w:pPr>
+              <w:pStyle w:val="Compact"/>
+              <w:jc w:val="left"/>
+            </w:pPr>
+            <w:r>
+              <w:rPr>
+                <w:color w:val="1A1A1A"/>
+                <w:sz w:val="19"/>
+              </w:rPr>
               <w:t xml:space="preserve">Purchase Order Reference</w:t>
             </w:r>
           </w:p>
         </w:tc>
         <w:tc>
-          <w:tcPr/>
-          <w:p>
-            <w:pPr>
-              <w:pStyle w:val="Compact"/>
-              <w:jc w:val="left"/>
-            </w:pPr>
-            <w:r>
+          <w:tcPr>
+            <w:shd w:fill="E8F8FF" w:val="clear"/>
+          </w:tcPr>
+          <w:p>
+            <w:pPr>
+              <w:pStyle w:val="Compact"/>
+              <w:jc w:val="left"/>
+            </w:pPr>
+            <w:r>
+              <w:rPr>
+                <w:color w:val="1A1A1A"/>
+                <w:sz w:val="19"/>
+              </w:rPr>
               <w:t xml:space="preserve">__________________________________________</w:t>
             </w:r>
           </w:p>
@@ -477,9 +776,29 @@
     <w:bookmarkStart w:id="25" w:name="received-from"/>
     <w:p>
       <w:pPr>
+        <w:pBdr>
+          <w:top w:val="single" w:sz="18" w:space="1" w:color="F5A623"/>
+          <w:bottom w:val="single" w:sz="6" w:space="1" w:color="0099CC"/>
+        </w:pBdr>
+        <w:spacing w:before="200" w:after="200"/>
+      </w:pPr>
+    </w:p>
+    <w:p>
+      <w:pPr>
         <w:pStyle w:val="Heading2"/>
-      </w:pPr>
-      <w:r>
+        <w:rPr>
+          <w:color w:val="0099CC"/>
+        </w:rPr>
+        <w:pBdr>
+          <w:bottom w:val="single" w:sz="6" w:space="2" w:color="00BFFF"/>
+        </w:pBdr>
+      </w:pPr>
+      <w:r>
+        <w:rPr>
+          <w:b/>
+          <w:color w:val="0099CC"/>
+          <w:sz w:val="32"/>
+        </w:rPr>
         <w:t xml:space="preserve">RECEIVED FROM</w:t>
       </w:r>
     </w:p>
@@ -489,6 +808,14 @@
         <w:tblW w:type="auto" w:w="0"/>
         <w:tblLook w:firstRow="1" w:lastRow="0" w:firstColumn="0" w:lastColumn="0" w:noHBand="0" w:noVBand="0" w:val="0020"/>
         <w:jc w:val="start"/>
+        <w:tblBorders>
+          <w:top w:val="single" w:sz="4" w:space="0" w:color="B0D4E8"/>
+          <w:left w:val="single" w:sz="4" w:space="0" w:color="B0D4E8"/>
+          <w:bottom w:val="single" w:sz="4" w:space="0" w:color="B0D4E8"/>
+          <w:right w:val="single" w:sz="4" w:space="0" w:color="B0D4E8"/>
+          <w:insideH w:val="single" w:sz="4" w:space="0" w:color="B0D4E8"/>
+          <w:insideV w:val="single" w:sz="4" w:space="0" w:color="B0D4E8"/>
+        </w:tblBorders>
       </w:tblPr>
       <w:tblGrid>
         <w:gridCol w:w="3960"/>
@@ -499,25 +826,39 @@
           <w:tblHeader w:val="true"/>
         </w:trPr>
         <w:tc>
-          <w:tcPr/>
-          <w:p>
-            <w:pPr>
-              <w:pStyle w:val="Compact"/>
-              <w:jc w:val="left"/>
-            </w:pPr>
-            <w:r>
+          <w:tcPr>
+            <w:shd w:fill="0099CC" w:val="clear"/>
+          </w:tcPr>
+          <w:p>
+            <w:pPr>
+              <w:pStyle w:val="Compact"/>
+              <w:jc w:val="left"/>
+            </w:pPr>
+            <w:r>
+              <w:rPr>
+                <w:b/>
+                <w:color w:val="FFFFFF"/>
+                <w:sz w:val="20"/>
+              </w:rPr>
               <w:t xml:space="preserve">Field</w:t>
             </w:r>
           </w:p>
         </w:tc>
         <w:tc>
-          <w:tcPr/>
-          <w:p>
-            <w:pPr>
-              <w:pStyle w:val="Compact"/>
-              <w:jc w:val="left"/>
-            </w:pPr>
-            <w:r>
+          <w:tcPr>
+            <w:shd w:fill="0099CC" w:val="clear"/>
+          </w:tcPr>
+          <w:p>
+            <w:pPr>
+              <w:pStyle w:val="Compact"/>
+              <w:jc w:val="left"/>
+            </w:pPr>
+            <w:r>
+              <w:rPr>
+                <w:b/>
+                <w:color w:val="FFFFFF"/>
+                <w:sz w:val="20"/>
+              </w:rPr>
               <w:t xml:space="preserve">Details</w:t>
             </w:r>
           </w:p>
@@ -525,25 +866,37 @@
       </w:tr>
       <w:tr>
         <w:tc>
-          <w:tcPr/>
-          <w:p>
-            <w:pPr>
-              <w:pStyle w:val="Compact"/>
-              <w:jc w:val="left"/>
-            </w:pPr>
-            <w:r>
+          <w:tcPr>
+            <w:shd w:fill="FFFFFF" w:val="clear"/>
+          </w:tcPr>
+          <w:p>
+            <w:pPr>
+              <w:pStyle w:val="Compact"/>
+              <w:jc w:val="left"/>
+            </w:pPr>
+            <w:r>
+              <w:rPr>
+                <w:color w:val="1A1A1A"/>
+                <w:sz w:val="19"/>
+              </w:rPr>
               <w:t xml:space="preserve">Payer Name</w:t>
             </w:r>
           </w:p>
         </w:tc>
         <w:tc>
-          <w:tcPr/>
-          <w:p>
-            <w:pPr>
-              <w:pStyle w:val="Compact"/>
-              <w:jc w:val="left"/>
-            </w:pPr>
-            <w:r>
+          <w:tcPr>
+            <w:shd w:fill="FFFFFF" w:val="clear"/>
+          </w:tcPr>
+          <w:p>
+            <w:pPr>
+              <w:pStyle w:val="Compact"/>
+              <w:jc w:val="left"/>
+            </w:pPr>
+            <w:r>
+              <w:rPr>
+                <w:color w:val="1A1A1A"/>
+                <w:sz w:val="19"/>
+              </w:rPr>
               <w:t xml:space="preserve">__________________________________________</w:t>
             </w:r>
           </w:p>
@@ -551,25 +904,37 @@
       </w:tr>
       <w:tr>
         <w:tc>
-          <w:tcPr/>
-          <w:p>
-            <w:pPr>
-              <w:pStyle w:val="Compact"/>
-              <w:jc w:val="left"/>
-            </w:pPr>
-            <w:r>
+          <w:tcPr>
+            <w:shd w:fill="E8F8FF" w:val="clear"/>
+          </w:tcPr>
+          <w:p>
+            <w:pPr>
+              <w:pStyle w:val="Compact"/>
+              <w:jc w:val="left"/>
+            </w:pPr>
+            <w:r>
+              <w:rPr>
+                <w:color w:val="1A1A1A"/>
+                <w:sz w:val="19"/>
+              </w:rPr>
               <w:t xml:space="preserve">Company Name</w:t>
             </w:r>
           </w:p>
         </w:tc>
         <w:tc>
-          <w:tcPr/>
-          <w:p>
-            <w:pPr>
-              <w:pStyle w:val="Compact"/>
-              <w:jc w:val="left"/>
-            </w:pPr>
-            <w:r>
+          <w:tcPr>
+            <w:shd w:fill="E8F8FF" w:val="clear"/>
+          </w:tcPr>
+          <w:p>
+            <w:pPr>
+              <w:pStyle w:val="Compact"/>
+              <w:jc w:val="left"/>
+            </w:pPr>
+            <w:r>
+              <w:rPr>
+                <w:color w:val="1A1A1A"/>
+                <w:sz w:val="19"/>
+              </w:rPr>
               <w:t xml:space="preserve">__________________________________________</w:t>
             </w:r>
           </w:p>
@@ -577,25 +942,37 @@
       </w:tr>
       <w:tr>
         <w:tc>
-          <w:tcPr/>
-          <w:p>
-            <w:pPr>
-              <w:pStyle w:val="Compact"/>
-              <w:jc w:val="left"/>
-            </w:pPr>
-            <w:r>
+          <w:tcPr>
+            <w:shd w:fill="FFFFFF" w:val="clear"/>
+          </w:tcPr>
+          <w:p>
+            <w:pPr>
+              <w:pStyle w:val="Compact"/>
+              <w:jc w:val="left"/>
+            </w:pPr>
+            <w:r>
+              <w:rPr>
+                <w:color w:val="1A1A1A"/>
+                <w:sz w:val="19"/>
+              </w:rPr>
               <w:t xml:space="preserve">Address</w:t>
             </w:r>
           </w:p>
         </w:tc>
         <w:tc>
-          <w:tcPr/>
-          <w:p>
-            <w:pPr>
-              <w:pStyle w:val="Compact"/>
-              <w:jc w:val="left"/>
-            </w:pPr>
-            <w:r>
+          <w:tcPr>
+            <w:shd w:fill="FFFFFF" w:val="clear"/>
+          </w:tcPr>
+          <w:p>
+            <w:pPr>
+              <w:pStyle w:val="Compact"/>
+              <w:jc w:val="left"/>
+            </w:pPr>
+            <w:r>
+              <w:rPr>
+                <w:color w:val="1A1A1A"/>
+                <w:sz w:val="19"/>
+              </w:rPr>
               <w:t xml:space="preserve">__________________________________________</w:t>
             </w:r>
           </w:p>
@@ -603,25 +980,37 @@
       </w:tr>
       <w:tr>
         <w:tc>
-          <w:tcPr/>
-          <w:p>
-            <w:pPr>
-              <w:pStyle w:val="Compact"/>
-              <w:jc w:val="left"/>
-            </w:pPr>
-            <w:r>
+          <w:tcPr>
+            <w:shd w:fill="E8F8FF" w:val="clear"/>
+          </w:tcPr>
+          <w:p>
+            <w:pPr>
+              <w:pStyle w:val="Compact"/>
+              <w:jc w:val="left"/>
+            </w:pPr>
+            <w:r>
+              <w:rPr>
+                <w:color w:val="1A1A1A"/>
+                <w:sz w:val="19"/>
+              </w:rPr>
               <w:t xml:space="preserve">City / State</w:t>
             </w:r>
           </w:p>
         </w:tc>
         <w:tc>
-          <w:tcPr/>
-          <w:p>
-            <w:pPr>
-              <w:pStyle w:val="Compact"/>
-              <w:jc w:val="left"/>
-            </w:pPr>
-            <w:r>
+          <w:tcPr>
+            <w:shd w:fill="E8F8FF" w:val="clear"/>
+          </w:tcPr>
+          <w:p>
+            <w:pPr>
+              <w:pStyle w:val="Compact"/>
+              <w:jc w:val="left"/>
+            </w:pPr>
+            <w:r>
+              <w:rPr>
+                <w:color w:val="1A1A1A"/>
+                <w:sz w:val="19"/>
+              </w:rPr>
               <w:t xml:space="preserve">__________________________________________</w:t>
             </w:r>
           </w:p>
@@ -629,25 +1018,37 @@
       </w:tr>
       <w:tr>
         <w:tc>
-          <w:tcPr/>
-          <w:p>
-            <w:pPr>
-              <w:pStyle w:val="Compact"/>
-              <w:jc w:val="left"/>
-            </w:pPr>
-            <w:r>
+          <w:tcPr>
+            <w:shd w:fill="FFFFFF" w:val="clear"/>
+          </w:tcPr>
+          <w:p>
+            <w:pPr>
+              <w:pStyle w:val="Compact"/>
+              <w:jc w:val="left"/>
+            </w:pPr>
+            <w:r>
+              <w:rPr>
+                <w:color w:val="1A1A1A"/>
+                <w:sz w:val="19"/>
+              </w:rPr>
               <w:t xml:space="preserve">Phone</w:t>
             </w:r>
           </w:p>
         </w:tc>
         <w:tc>
-          <w:tcPr/>
-          <w:p>
-            <w:pPr>
-              <w:pStyle w:val="Compact"/>
-              <w:jc w:val="left"/>
-            </w:pPr>
-            <w:r>
+          <w:tcPr>
+            <w:shd w:fill="FFFFFF" w:val="clear"/>
+          </w:tcPr>
+          <w:p>
+            <w:pPr>
+              <w:pStyle w:val="Compact"/>
+              <w:jc w:val="left"/>
+            </w:pPr>
+            <w:r>
+              <w:rPr>
+                <w:color w:val="1A1A1A"/>
+                <w:sz w:val="19"/>
+              </w:rPr>
               <w:t xml:space="preserve">__________________________________________</w:t>
             </w:r>
           </w:p>
@@ -655,25 +1056,37 @@
       </w:tr>
       <w:tr>
         <w:tc>
-          <w:tcPr/>
-          <w:p>
-            <w:pPr>
-              <w:pStyle w:val="Compact"/>
-              <w:jc w:val="left"/>
-            </w:pPr>
-            <w:r>
+          <w:tcPr>
+            <w:shd w:fill="E8F8FF" w:val="clear"/>
+          </w:tcPr>
+          <w:p>
+            <w:pPr>
+              <w:pStyle w:val="Compact"/>
+              <w:jc w:val="left"/>
+            </w:pPr>
+            <w:r>
+              <w:rPr>
+                <w:color w:val="1A1A1A"/>
+                <w:sz w:val="19"/>
+              </w:rPr>
               <w:t xml:space="preserve">Email</w:t>
             </w:r>
           </w:p>
         </w:tc>
         <w:tc>
-          <w:tcPr/>
-          <w:p>
-            <w:pPr>
-              <w:pStyle w:val="Compact"/>
-              <w:jc w:val="left"/>
-            </w:pPr>
-            <w:r>
+          <w:tcPr>
+            <w:shd w:fill="E8F8FF" w:val="clear"/>
+          </w:tcPr>
+          <w:p>
+            <w:pPr>
+              <w:pStyle w:val="Compact"/>
+              <w:jc w:val="left"/>
+            </w:pPr>
+            <w:r>
+              <w:rPr>
+                <w:color w:val="1A1A1A"/>
+                <w:sz w:val="19"/>
+              </w:rPr>
               <w:t xml:space="preserve">__________________________________________</w:t>
             </w:r>
           </w:p>
@@ -691,9 +1104,29 @@
     <w:bookmarkStart w:id="26" w:name="payment-details"/>
     <w:p>
       <w:pPr>
+        <w:pBdr>
+          <w:top w:val="single" w:sz="18" w:space="1" w:color="F5A623"/>
+          <w:bottom w:val="single" w:sz="6" w:space="1" w:color="0099CC"/>
+        </w:pBdr>
+        <w:spacing w:before="200" w:after="200"/>
+      </w:pPr>
+    </w:p>
+    <w:p>
+      <w:pPr>
         <w:pStyle w:val="Heading2"/>
-      </w:pPr>
-      <w:r>
+        <w:rPr>
+          <w:color w:val="0099CC"/>
+        </w:rPr>
+        <w:pBdr>
+          <w:bottom w:val="single" w:sz="6" w:space="2" w:color="00BFFF"/>
+        </w:pBdr>
+      </w:pPr>
+      <w:r>
+        <w:rPr>
+          <w:b/>
+          <w:color w:val="0099CC"/>
+          <w:sz w:val="32"/>
+        </w:rPr>
         <w:t xml:space="preserve">PAYMENT DETAILS</w:t>
       </w:r>
     </w:p>
@@ -703,6 +1136,14 @@
         <w:tblW w:type="auto" w:w="0"/>
         <w:tblLook w:firstRow="1" w:lastRow="0" w:firstColumn="0" w:lastColumn="0" w:noHBand="0" w:noVBand="0" w:val="0020"/>
         <w:jc w:val="start"/>
+        <w:tblBorders>
+          <w:top w:val="single" w:sz="4" w:space="0" w:color="B0D4E8"/>
+          <w:left w:val="single" w:sz="4" w:space="0" w:color="B0D4E8"/>
+          <w:bottom w:val="single" w:sz="4" w:space="0" w:color="B0D4E8"/>
+          <w:right w:val="single" w:sz="4" w:space="0" w:color="B0D4E8"/>
+          <w:insideH w:val="single" w:sz="4" w:space="0" w:color="B0D4E8"/>
+          <w:insideV w:val="single" w:sz="4" w:space="0" w:color="B0D4E8"/>
+        </w:tblBorders>
       </w:tblPr>
       <w:tblGrid>
         <w:gridCol w:w="3960"/>
@@ -713,25 +1154,39 @@
           <w:tblHeader w:val="true"/>
         </w:trPr>
         <w:tc>
-          <w:tcPr/>
-          <w:p>
-            <w:pPr>
-              <w:pStyle w:val="Compact"/>
-              <w:jc w:val="left"/>
-            </w:pPr>
-            <w:r>
+          <w:tcPr>
+            <w:shd w:fill="0099CC" w:val="clear"/>
+          </w:tcPr>
+          <w:p>
+            <w:pPr>
+              <w:pStyle w:val="Compact"/>
+              <w:jc w:val="left"/>
+            </w:pPr>
+            <w:r>
+              <w:rPr>
+                <w:b/>
+                <w:color w:val="FFFFFF"/>
+                <w:sz w:val="20"/>
+              </w:rPr>
               <w:t xml:space="preserve">Field</w:t>
             </w:r>
           </w:p>
         </w:tc>
         <w:tc>
-          <w:tcPr/>
-          <w:p>
-            <w:pPr>
-              <w:pStyle w:val="Compact"/>
-              <w:jc w:val="left"/>
-            </w:pPr>
-            <w:r>
+          <w:tcPr>
+            <w:shd w:fill="0099CC" w:val="clear"/>
+          </w:tcPr>
+          <w:p>
+            <w:pPr>
+              <w:pStyle w:val="Compact"/>
+              <w:jc w:val="left"/>
+            </w:pPr>
+            <w:r>
+              <w:rPr>
+                <w:b/>
+                <w:color w:val="FFFFFF"/>
+                <w:sz w:val="20"/>
+              </w:rPr>
               <w:t xml:space="preserve">Details</w:t>
             </w:r>
           </w:p>
@@ -739,25 +1194,37 @@
       </w:tr>
       <w:tr>
         <w:tc>
-          <w:tcPr/>
-          <w:p>
-            <w:pPr>
-              <w:pStyle w:val="Compact"/>
-              <w:jc w:val="left"/>
-            </w:pPr>
-            <w:r>
+          <w:tcPr>
+            <w:shd w:fill="FFFFFF" w:val="clear"/>
+          </w:tcPr>
+          <w:p>
+            <w:pPr>
+              <w:pStyle w:val="Compact"/>
+              <w:jc w:val="left"/>
+            </w:pPr>
+            <w:r>
+              <w:rPr>
+                <w:color w:val="1A1A1A"/>
+                <w:sz w:val="19"/>
+              </w:rPr>
               <w:t xml:space="preserve">Amount in Figures (NGN)</w:t>
             </w:r>
           </w:p>
         </w:tc>
         <w:tc>
-          <w:tcPr/>
-          <w:p>
-            <w:pPr>
-              <w:pStyle w:val="Compact"/>
-              <w:jc w:val="left"/>
-            </w:pPr>
-            <w:r>
+          <w:tcPr>
+            <w:shd w:fill="FFFFFF" w:val="clear"/>
+          </w:tcPr>
+          <w:p>
+            <w:pPr>
+              <w:pStyle w:val="Compact"/>
+              <w:jc w:val="left"/>
+            </w:pPr>
+            <w:r>
+              <w:rPr>
+                <w:color w:val="1A1A1A"/>
+                <w:sz w:val="19"/>
+              </w:rPr>
               <w:t xml:space="preserve">__________________________________________</w:t>
             </w:r>
           </w:p>
@@ -765,25 +1232,37 @@
       </w:tr>
       <w:tr>
         <w:tc>
-          <w:tcPr/>
-          <w:p>
-            <w:pPr>
-              <w:pStyle w:val="Compact"/>
-              <w:jc w:val="left"/>
-            </w:pPr>
-            <w:r>
+          <w:tcPr>
+            <w:shd w:fill="E8F8FF" w:val="clear"/>
+          </w:tcPr>
+          <w:p>
+            <w:pPr>
+              <w:pStyle w:val="Compact"/>
+              <w:jc w:val="left"/>
+            </w:pPr>
+            <w:r>
+              <w:rPr>
+                <w:color w:val="1A1A1A"/>
+                <w:sz w:val="19"/>
+              </w:rPr>
               <w:t xml:space="preserve">Amount in Words</w:t>
             </w:r>
           </w:p>
         </w:tc>
         <w:tc>
-          <w:tcPr/>
-          <w:p>
-            <w:pPr>
-              <w:pStyle w:val="Compact"/>
-              <w:jc w:val="left"/>
-            </w:pPr>
-            <w:r>
+          <w:tcPr>
+            <w:shd w:fill="E8F8FF" w:val="clear"/>
+          </w:tcPr>
+          <w:p>
+            <w:pPr>
+              <w:pStyle w:val="Compact"/>
+              <w:jc w:val="left"/>
+            </w:pPr>
+            <w:r>
+              <w:rPr>
+                <w:color w:val="1A1A1A"/>
+                <w:sz w:val="19"/>
+              </w:rPr>
               <w:t xml:space="preserve">__________________________________________</w:t>
             </w:r>
           </w:p>
@@ -801,9 +1280,29 @@
     <w:bookmarkStart w:id="27" w:name="purpose-of-payment"/>
     <w:p>
       <w:pPr>
+        <w:pBdr>
+          <w:top w:val="single" w:sz="18" w:space="1" w:color="F5A623"/>
+          <w:bottom w:val="single" w:sz="6" w:space="1" w:color="0099CC"/>
+        </w:pBdr>
+        <w:spacing w:before="200" w:after="200"/>
+      </w:pPr>
+    </w:p>
+    <w:p>
+      <w:pPr>
         <w:pStyle w:val="Heading2"/>
-      </w:pPr>
-      <w:r>
+        <w:rPr>
+          <w:color w:val="0099CC"/>
+        </w:rPr>
+        <w:pBdr>
+          <w:bottom w:val="single" w:sz="6" w:space="2" w:color="00BFFF"/>
+        </w:pBdr>
+      </w:pPr>
+      <w:r>
+        <w:rPr>
+          <w:b/>
+          <w:color w:val="0099CC"/>
+          <w:sz w:val="32"/>
+        </w:rPr>
         <w:t xml:space="preserve">PURPOSE OF PAYMENT</w:t>
       </w:r>
     </w:p>
@@ -839,9 +1338,29 @@
     <w:bookmarkStart w:id="31" w:name="payment-method"/>
     <w:p>
       <w:pPr>
+        <w:pBdr>
+          <w:top w:val="single" w:sz="18" w:space="1" w:color="F5A623"/>
+          <w:bottom w:val="single" w:sz="6" w:space="1" w:color="0099CC"/>
+        </w:pBdr>
+        <w:spacing w:before="200" w:after="200"/>
+      </w:pPr>
+    </w:p>
+    <w:p>
+      <w:pPr>
         <w:pStyle w:val="Heading2"/>
-      </w:pPr>
-      <w:r>
+        <w:rPr>
+          <w:color w:val="0099CC"/>
+        </w:rPr>
+        <w:pBdr>
+          <w:bottom w:val="single" w:sz="6" w:space="2" w:color="00BFFF"/>
+        </w:pBdr>
+      </w:pPr>
+      <w:r>
+        <w:rPr>
+          <w:b/>
+          <w:color w:val="0099CC"/>
+          <w:sz w:val="32"/>
+        </w:rPr>
         <w:t xml:space="preserve">PAYMENT METHOD</w:t>
       </w:r>
     </w:p>
@@ -995,8 +1514,16 @@
     <w:p>
       <w:pPr>
         <w:pStyle w:val="Heading3"/>
-      </w:pPr>
-      <w:r>
+        <w:rPr>
+          <w:color w:val="E08A00"/>
+        </w:rPr>
+      </w:pPr>
+      <w:r>
+        <w:rPr>
+          <w:b/>
+          <w:color w:val="E08A00"/>
+          <w:sz w:val="26"/>
+        </w:rPr>
         <w:t xml:space="preserve">Bank Transfer Details (if applicable)</w:t>
       </w:r>
     </w:p>
@@ -1006,6 +1533,14 @@
         <w:tblW w:type="pct" w:w="5000"/>
         <w:tblLook w:firstRow="1" w:lastRow="0" w:firstColumn="0" w:lastColumn="0" w:noHBand="0" w:noVBand="0" w:val="0020"/>
         <w:jc w:val="start"/>
+        <w:tblBorders>
+          <w:top w:val="single" w:sz="4" w:space="0" w:color="B0D4E8"/>
+          <w:left w:val="single" w:sz="4" w:space="0" w:color="B0D4E8"/>
+          <w:bottom w:val="single" w:sz="4" w:space="0" w:color="B0D4E8"/>
+          <w:right w:val="single" w:sz="4" w:space="0" w:color="B0D4E8"/>
+          <w:insideH w:val="single" w:sz="4" w:space="0" w:color="B0D4E8"/>
+          <w:insideV w:val="single" w:sz="4" w:space="0" w:color="B0D4E8"/>
+        </w:tblBorders>
       </w:tblPr>
       <w:tblGrid>
         <w:gridCol w:w="3960"/>
@@ -1016,25 +1551,39 @@
           <w:tblHeader w:val="true"/>
         </w:trPr>
         <w:tc>
-          <w:tcPr/>
-          <w:p>
-            <w:pPr>
-              <w:pStyle w:val="Compact"/>
-              <w:jc w:val="left"/>
-            </w:pPr>
-            <w:r>
+          <w:tcPr>
+            <w:shd w:fill="0099CC" w:val="clear"/>
+          </w:tcPr>
+          <w:p>
+            <w:pPr>
+              <w:pStyle w:val="Compact"/>
+              <w:jc w:val="left"/>
+            </w:pPr>
+            <w:r>
+              <w:rPr>
+                <w:b/>
+                <w:color w:val="FFFFFF"/>
+                <w:sz w:val="20"/>
+              </w:rPr>
               <w:t xml:space="preserve">Field</w:t>
             </w:r>
           </w:p>
         </w:tc>
         <w:tc>
-          <w:tcPr/>
-          <w:p>
-            <w:pPr>
-              <w:pStyle w:val="Compact"/>
-              <w:jc w:val="left"/>
-            </w:pPr>
-            <w:r>
+          <w:tcPr>
+            <w:shd w:fill="0099CC" w:val="clear"/>
+          </w:tcPr>
+          <w:p>
+            <w:pPr>
+              <w:pStyle w:val="Compact"/>
+              <w:jc w:val="left"/>
+            </w:pPr>
+            <w:r>
+              <w:rPr>
+                <w:b/>
+                <w:color w:val="FFFFFF"/>
+                <w:sz w:val="20"/>
+              </w:rPr>
               <w:t xml:space="preserve">Details</w:t>
             </w:r>
           </w:p>
@@ -1042,25 +1591,37 @@
       </w:tr>
       <w:tr>
         <w:tc>
-          <w:tcPr/>
-          <w:p>
-            <w:pPr>
-              <w:pStyle w:val="Compact"/>
-              <w:jc w:val="left"/>
-            </w:pPr>
-            <w:r>
+          <w:tcPr>
+            <w:shd w:fill="FFFFFF" w:val="clear"/>
+          </w:tcPr>
+          <w:p>
+            <w:pPr>
+              <w:pStyle w:val="Compact"/>
+              <w:jc w:val="left"/>
+            </w:pPr>
+            <w:r>
+              <w:rPr>
+                <w:color w:val="1A1A1A"/>
+                <w:sz w:val="19"/>
+              </w:rPr>
               <w:t xml:space="preserve">Paying Bank</w:t>
             </w:r>
           </w:p>
         </w:tc>
         <w:tc>
-          <w:tcPr/>
-          <w:p>
-            <w:pPr>
-              <w:pStyle w:val="Compact"/>
-              <w:jc w:val="left"/>
-            </w:pPr>
-            <w:r>
+          <w:tcPr>
+            <w:shd w:fill="FFFFFF" w:val="clear"/>
+          </w:tcPr>
+          <w:p>
+            <w:pPr>
+              <w:pStyle w:val="Compact"/>
+              <w:jc w:val="left"/>
+            </w:pPr>
+            <w:r>
+              <w:rPr>
+                <w:color w:val="1A1A1A"/>
+                <w:sz w:val="19"/>
+              </w:rPr>
               <w:t xml:space="preserve">__________________________________________</w:t>
             </w:r>
           </w:p>
@@ -1068,25 +1629,37 @@
       </w:tr>
       <w:tr>
         <w:tc>
-          <w:tcPr/>
-          <w:p>
-            <w:pPr>
-              <w:pStyle w:val="Compact"/>
-              <w:jc w:val="left"/>
-            </w:pPr>
-            <w:r>
+          <w:tcPr>
+            <w:shd w:fill="E8F8FF" w:val="clear"/>
+          </w:tcPr>
+          <w:p>
+            <w:pPr>
+              <w:pStyle w:val="Compact"/>
+              <w:jc w:val="left"/>
+            </w:pPr>
+            <w:r>
+              <w:rPr>
+                <w:color w:val="1A1A1A"/>
+                <w:sz w:val="19"/>
+              </w:rPr>
               <w:t xml:space="preserve">Transfer Reference Number</w:t>
             </w:r>
           </w:p>
         </w:tc>
         <w:tc>
-          <w:tcPr/>
-          <w:p>
-            <w:pPr>
-              <w:pStyle w:val="Compact"/>
-              <w:jc w:val="left"/>
-            </w:pPr>
-            <w:r>
+          <w:tcPr>
+            <w:shd w:fill="E8F8FF" w:val="clear"/>
+          </w:tcPr>
+          <w:p>
+            <w:pPr>
+              <w:pStyle w:val="Compact"/>
+              <w:jc w:val="left"/>
+            </w:pPr>
+            <w:r>
+              <w:rPr>
+                <w:color w:val="1A1A1A"/>
+                <w:sz w:val="19"/>
+              </w:rPr>
               <w:t xml:space="preserve">__________________________________________</w:t>
             </w:r>
           </w:p>
@@ -1094,25 +1667,37 @@
       </w:tr>
       <w:tr>
         <w:tc>
-          <w:tcPr/>
-          <w:p>
-            <w:pPr>
-              <w:pStyle w:val="Compact"/>
-              <w:jc w:val="left"/>
-            </w:pPr>
-            <w:r>
+          <w:tcPr>
+            <w:shd w:fill="FFFFFF" w:val="clear"/>
+          </w:tcPr>
+          <w:p>
+            <w:pPr>
+              <w:pStyle w:val="Compact"/>
+              <w:jc w:val="left"/>
+            </w:pPr>
+            <w:r>
+              <w:rPr>
+                <w:color w:val="1A1A1A"/>
+                <w:sz w:val="19"/>
+              </w:rPr>
               <w:t xml:space="preserve">Date of Transfer</w:t>
             </w:r>
           </w:p>
         </w:tc>
         <w:tc>
-          <w:tcPr/>
-          <w:p>
-            <w:pPr>
-              <w:pStyle w:val="Compact"/>
-              <w:jc w:val="left"/>
-            </w:pPr>
-            <w:r>
+          <w:tcPr>
+            <w:shd w:fill="FFFFFF" w:val="clear"/>
+          </w:tcPr>
+          <w:p>
+            <w:pPr>
+              <w:pStyle w:val="Compact"/>
+              <w:jc w:val="left"/>
+            </w:pPr>
+            <w:r>
+              <w:rPr>
+                <w:color w:val="1A1A1A"/>
+                <w:sz w:val="19"/>
+              </w:rPr>
               <w:t xml:space="preserve">__________________________________________</w:t>
             </w:r>
           </w:p>
@@ -1124,8 +1709,16 @@
     <w:p>
       <w:pPr>
         <w:pStyle w:val="Heading3"/>
-      </w:pPr>
-      <w:r>
+        <w:rPr>
+          <w:color w:val="E08A00"/>
+        </w:rPr>
+      </w:pPr>
+      <w:r>
+        <w:rPr>
+          <w:b/>
+          <w:color w:val="E08A00"/>
+          <w:sz w:val="26"/>
+        </w:rPr>
         <w:t xml:space="preserve">Cheque Details (if applicable)</w:t>
       </w:r>
     </w:p>
@@ -1135,6 +1728,14 @@
         <w:tblW w:type="auto" w:w="0"/>
         <w:tblLook w:firstRow="1" w:lastRow="0" w:firstColumn="0" w:lastColumn="0" w:noHBand="0" w:noVBand="0" w:val="0020"/>
         <w:jc w:val="start"/>
+        <w:tblBorders>
+          <w:top w:val="single" w:sz="4" w:space="0" w:color="B0D4E8"/>
+          <w:left w:val="single" w:sz="4" w:space="0" w:color="B0D4E8"/>
+          <w:bottom w:val="single" w:sz="4" w:space="0" w:color="B0D4E8"/>
+          <w:right w:val="single" w:sz="4" w:space="0" w:color="B0D4E8"/>
+          <w:insideH w:val="single" w:sz="4" w:space="0" w:color="B0D4E8"/>
+          <w:insideV w:val="single" w:sz="4" w:space="0" w:color="B0D4E8"/>
+        </w:tblBorders>
       </w:tblPr>
       <w:tblGrid>
         <w:gridCol w:w="3960"/>
@@ -1145,25 +1746,39 @@
           <w:tblHeader w:val="true"/>
         </w:trPr>
         <w:tc>
-          <w:tcPr/>
-          <w:p>
-            <w:pPr>
-              <w:pStyle w:val="Compact"/>
-              <w:jc w:val="left"/>
-            </w:pPr>
-            <w:r>
+          <w:tcPr>
+            <w:shd w:fill="0099CC" w:val="clear"/>
+          </w:tcPr>
+          <w:p>
+            <w:pPr>
+              <w:pStyle w:val="Compact"/>
+              <w:jc w:val="left"/>
+            </w:pPr>
+            <w:r>
+              <w:rPr>
+                <w:b/>
+                <w:color w:val="FFFFFF"/>
+                <w:sz w:val="20"/>
+              </w:rPr>
               <w:t xml:space="preserve">Field</w:t>
             </w:r>
           </w:p>
         </w:tc>
         <w:tc>
-          <w:tcPr/>
-          <w:p>
-            <w:pPr>
-              <w:pStyle w:val="Compact"/>
-              <w:jc w:val="left"/>
-            </w:pPr>
-            <w:r>
+          <w:tcPr>
+            <w:shd w:fill="0099CC" w:val="clear"/>
+          </w:tcPr>
+          <w:p>
+            <w:pPr>
+              <w:pStyle w:val="Compact"/>
+              <w:jc w:val="left"/>
+            </w:pPr>
+            <w:r>
+              <w:rPr>
+                <w:b/>
+                <w:color w:val="FFFFFF"/>
+                <w:sz w:val="20"/>
+              </w:rPr>
               <w:t xml:space="preserve">Details</w:t>
             </w:r>
           </w:p>
@@ -1171,25 +1786,37 @@
       </w:tr>
       <w:tr>
         <w:tc>
-          <w:tcPr/>
-          <w:p>
-            <w:pPr>
-              <w:pStyle w:val="Compact"/>
-              <w:jc w:val="left"/>
-            </w:pPr>
-            <w:r>
+          <w:tcPr>
+            <w:shd w:fill="FFFFFF" w:val="clear"/>
+          </w:tcPr>
+          <w:p>
+            <w:pPr>
+              <w:pStyle w:val="Compact"/>
+              <w:jc w:val="left"/>
+            </w:pPr>
+            <w:r>
+              <w:rPr>
+                <w:color w:val="1A1A1A"/>
+                <w:sz w:val="19"/>
+              </w:rPr>
               <w:t xml:space="preserve">Cheque Number</w:t>
             </w:r>
           </w:p>
         </w:tc>
         <w:tc>
-          <w:tcPr/>
-          <w:p>
-            <w:pPr>
-              <w:pStyle w:val="Compact"/>
-              <w:jc w:val="left"/>
-            </w:pPr>
-            <w:r>
+          <w:tcPr>
+            <w:shd w:fill="FFFFFF" w:val="clear"/>
+          </w:tcPr>
+          <w:p>
+            <w:pPr>
+              <w:pStyle w:val="Compact"/>
+              <w:jc w:val="left"/>
+            </w:pPr>
+            <w:r>
+              <w:rPr>
+                <w:color w:val="1A1A1A"/>
+                <w:sz w:val="19"/>
+              </w:rPr>
               <w:t xml:space="preserve">__________________________________________</w:t>
             </w:r>
           </w:p>
@@ -1197,25 +1824,37 @@
       </w:tr>
       <w:tr>
         <w:tc>
-          <w:tcPr/>
-          <w:p>
-            <w:pPr>
-              <w:pStyle w:val="Compact"/>
-              <w:jc w:val="left"/>
-            </w:pPr>
-            <w:r>
+          <w:tcPr>
+            <w:shd w:fill="E8F8FF" w:val="clear"/>
+          </w:tcPr>
+          <w:p>
+            <w:pPr>
+              <w:pStyle w:val="Compact"/>
+              <w:jc w:val="left"/>
+            </w:pPr>
+            <w:r>
+              <w:rPr>
+                <w:color w:val="1A1A1A"/>
+                <w:sz w:val="19"/>
+              </w:rPr>
               <w:t xml:space="preserve">Issuing Bank</w:t>
             </w:r>
           </w:p>
         </w:tc>
         <w:tc>
-          <w:tcPr/>
-          <w:p>
-            <w:pPr>
-              <w:pStyle w:val="Compact"/>
-              <w:jc w:val="left"/>
-            </w:pPr>
-            <w:r>
+          <w:tcPr>
+            <w:shd w:fill="E8F8FF" w:val="clear"/>
+          </w:tcPr>
+          <w:p>
+            <w:pPr>
+              <w:pStyle w:val="Compact"/>
+              <w:jc w:val="left"/>
+            </w:pPr>
+            <w:r>
+              <w:rPr>
+                <w:color w:val="1A1A1A"/>
+                <w:sz w:val="19"/>
+              </w:rPr>
               <w:t xml:space="preserve">__________________________________________</w:t>
             </w:r>
           </w:p>
@@ -1223,25 +1862,37 @@
       </w:tr>
       <w:tr>
         <w:tc>
-          <w:tcPr/>
-          <w:p>
-            <w:pPr>
-              <w:pStyle w:val="Compact"/>
-              <w:jc w:val="left"/>
-            </w:pPr>
-            <w:r>
+          <w:tcPr>
+            <w:shd w:fill="FFFFFF" w:val="clear"/>
+          </w:tcPr>
+          <w:p>
+            <w:pPr>
+              <w:pStyle w:val="Compact"/>
+              <w:jc w:val="left"/>
+            </w:pPr>
+            <w:r>
+              <w:rPr>
+                <w:color w:val="1A1A1A"/>
+                <w:sz w:val="19"/>
+              </w:rPr>
               <w:t xml:space="preserve">Cheque Date</w:t>
             </w:r>
           </w:p>
         </w:tc>
         <w:tc>
-          <w:tcPr/>
-          <w:p>
-            <w:pPr>
-              <w:pStyle w:val="Compact"/>
-              <w:jc w:val="left"/>
-            </w:pPr>
-            <w:r>
+          <w:tcPr>
+            <w:shd w:fill="FFFFFF" w:val="clear"/>
+          </w:tcPr>
+          <w:p>
+            <w:pPr>
+              <w:pStyle w:val="Compact"/>
+              <w:jc w:val="left"/>
+            </w:pPr>
+            <w:r>
+              <w:rPr>
+                <w:color w:val="1A1A1A"/>
+                <w:sz w:val="19"/>
+              </w:rPr>
               <w:t xml:space="preserve">__________________________________________</w:t>
             </w:r>
           </w:p>
@@ -1253,8 +1904,16 @@
     <w:p>
       <w:pPr>
         <w:pStyle w:val="Heading3"/>
-      </w:pPr>
-      <w:r>
+        <w:rPr>
+          <w:color w:val="E08A00"/>
+        </w:rPr>
+      </w:pPr>
+      <w:r>
+        <w:rPr>
+          <w:b/>
+          <w:color w:val="E08A00"/>
+          <w:sz w:val="26"/>
+        </w:rPr>
         <w:t xml:space="preserve">POS / Online Payment Details (if applicable)</w:t>
       </w:r>
     </w:p>
@@ -1264,6 +1923,14 @@
         <w:tblW w:type="auto" w:w="0"/>
         <w:tblLook w:firstRow="1" w:lastRow="0" w:firstColumn="0" w:lastColumn="0" w:noHBand="0" w:noVBand="0" w:val="0020"/>
         <w:jc w:val="start"/>
+        <w:tblBorders>
+          <w:top w:val="single" w:sz="4" w:space="0" w:color="B0D4E8"/>
+          <w:left w:val="single" w:sz="4" w:space="0" w:color="B0D4E8"/>
+          <w:bottom w:val="single" w:sz="4" w:space="0" w:color="B0D4E8"/>
+          <w:right w:val="single" w:sz="4" w:space="0" w:color="B0D4E8"/>
+          <w:insideH w:val="single" w:sz="4" w:space="0" w:color="B0D4E8"/>
+          <w:insideV w:val="single" w:sz="4" w:space="0" w:color="B0D4E8"/>
+        </w:tblBorders>
       </w:tblPr>
       <w:tblGrid>
         <w:gridCol w:w="3960"/>
@@ -1274,25 +1941,39 @@
           <w:tblHeader w:val="true"/>
         </w:trPr>
         <w:tc>
-          <w:tcPr/>
-          <w:p>
-            <w:pPr>
-              <w:pStyle w:val="Compact"/>
-              <w:jc w:val="left"/>
-            </w:pPr>
-            <w:r>
+          <w:tcPr>
+            <w:shd w:fill="0099CC" w:val="clear"/>
+          </w:tcPr>
+          <w:p>
+            <w:pPr>
+              <w:pStyle w:val="Compact"/>
+              <w:jc w:val="left"/>
+            </w:pPr>
+            <w:r>
+              <w:rPr>
+                <w:b/>
+                <w:color w:val="FFFFFF"/>
+                <w:sz w:val="20"/>
+              </w:rPr>
               <w:t xml:space="preserve">Field</w:t>
             </w:r>
           </w:p>
         </w:tc>
         <w:tc>
-          <w:tcPr/>
-          <w:p>
-            <w:pPr>
-              <w:pStyle w:val="Compact"/>
-              <w:jc w:val="left"/>
-            </w:pPr>
-            <w:r>
+          <w:tcPr>
+            <w:shd w:fill="0099CC" w:val="clear"/>
+          </w:tcPr>
+          <w:p>
+            <w:pPr>
+              <w:pStyle w:val="Compact"/>
+              <w:jc w:val="left"/>
+            </w:pPr>
+            <w:r>
+              <w:rPr>
+                <w:b/>
+                <w:color w:val="FFFFFF"/>
+                <w:sz w:val="20"/>
+              </w:rPr>
               <w:t xml:space="preserve">Details</w:t>
             </w:r>
           </w:p>
@@ -1300,25 +1981,37 @@
       </w:tr>
       <w:tr>
         <w:tc>
-          <w:tcPr/>
-          <w:p>
-            <w:pPr>
-              <w:pStyle w:val="Compact"/>
-              <w:jc w:val="left"/>
-            </w:pPr>
-            <w:r>
+          <w:tcPr>
+            <w:shd w:fill="FFFFFF" w:val="clear"/>
+          </w:tcPr>
+          <w:p>
+            <w:pPr>
+              <w:pStyle w:val="Compact"/>
+              <w:jc w:val="left"/>
+            </w:pPr>
+            <w:r>
+              <w:rPr>
+                <w:color w:val="1A1A1A"/>
+                <w:sz w:val="19"/>
+              </w:rPr>
               <w:t xml:space="preserve">Transaction Reference</w:t>
             </w:r>
           </w:p>
         </w:tc>
         <w:tc>
-          <w:tcPr/>
-          <w:p>
-            <w:pPr>
-              <w:pStyle w:val="Compact"/>
-              <w:jc w:val="left"/>
-            </w:pPr>
-            <w:r>
+          <w:tcPr>
+            <w:shd w:fill="FFFFFF" w:val="clear"/>
+          </w:tcPr>
+          <w:p>
+            <w:pPr>
+              <w:pStyle w:val="Compact"/>
+              <w:jc w:val="left"/>
+            </w:pPr>
+            <w:r>
+              <w:rPr>
+                <w:color w:val="1A1A1A"/>
+                <w:sz w:val="19"/>
+              </w:rPr>
               <w:t xml:space="preserve">__________________________________________</w:t>
             </w:r>
           </w:p>
@@ -1326,25 +2019,37 @@
       </w:tr>
       <w:tr>
         <w:tc>
-          <w:tcPr/>
-          <w:p>
-            <w:pPr>
-              <w:pStyle w:val="Compact"/>
-              <w:jc w:val="left"/>
-            </w:pPr>
-            <w:r>
+          <w:tcPr>
+            <w:shd w:fill="E8F8FF" w:val="clear"/>
+          </w:tcPr>
+          <w:p>
+            <w:pPr>
+              <w:pStyle w:val="Compact"/>
+              <w:jc w:val="left"/>
+            </w:pPr>
+            <w:r>
+              <w:rPr>
+                <w:color w:val="1A1A1A"/>
+                <w:sz w:val="19"/>
+              </w:rPr>
               <w:t xml:space="preserve">Terminal ID / Platform</w:t>
             </w:r>
           </w:p>
         </w:tc>
         <w:tc>
-          <w:tcPr/>
-          <w:p>
-            <w:pPr>
-              <w:pStyle w:val="Compact"/>
-              <w:jc w:val="left"/>
-            </w:pPr>
-            <w:r>
+          <w:tcPr>
+            <w:shd w:fill="E8F8FF" w:val="clear"/>
+          </w:tcPr>
+          <w:p>
+            <w:pPr>
+              <w:pStyle w:val="Compact"/>
+              <w:jc w:val="left"/>
+            </w:pPr>
+            <w:r>
+              <w:rPr>
+                <w:color w:val="1A1A1A"/>
+                <w:sz w:val="19"/>
+              </w:rPr>
               <w:t xml:space="preserve">__________________________________________</w:t>
             </w:r>
           </w:p>
@@ -1352,25 +2057,37 @@
       </w:tr>
       <w:tr>
         <w:tc>
-          <w:tcPr/>
-          <w:p>
-            <w:pPr>
-              <w:pStyle w:val="Compact"/>
-              <w:jc w:val="left"/>
-            </w:pPr>
-            <w:r>
+          <w:tcPr>
+            <w:shd w:fill="FFFFFF" w:val="clear"/>
+          </w:tcPr>
+          <w:p>
+            <w:pPr>
+              <w:pStyle w:val="Compact"/>
+              <w:jc w:val="left"/>
+            </w:pPr>
+            <w:r>
+              <w:rPr>
+                <w:color w:val="1A1A1A"/>
+                <w:sz w:val="19"/>
+              </w:rPr>
               <w:t xml:space="preserve">Transaction Date</w:t>
             </w:r>
           </w:p>
         </w:tc>
         <w:tc>
-          <w:tcPr/>
-          <w:p>
-            <w:pPr>
-              <w:pStyle w:val="Compact"/>
-              <w:jc w:val="left"/>
-            </w:pPr>
-            <w:r>
+          <w:tcPr>
+            <w:shd w:fill="FFFFFF" w:val="clear"/>
+          </w:tcPr>
+          <w:p>
+            <w:pPr>
+              <w:pStyle w:val="Compact"/>
+              <w:jc w:val="left"/>
+            </w:pPr>
+            <w:r>
+              <w:rPr>
+                <w:color w:val="1A1A1A"/>
+                <w:sz w:val="19"/>
+              </w:rPr>
               <w:t xml:space="preserve">__________________________________________</w:t>
             </w:r>
           </w:p>
@@ -1389,9 +2106,29 @@
     <w:bookmarkStart w:id="32" w:name="payment-breakdown"/>
     <w:p>
       <w:pPr>
+        <w:pBdr>
+          <w:top w:val="single" w:sz="18" w:space="1" w:color="F5A623"/>
+          <w:bottom w:val="single" w:sz="6" w:space="1" w:color="0099CC"/>
+        </w:pBdr>
+        <w:spacing w:before="200" w:after="200"/>
+      </w:pPr>
+    </w:p>
+    <w:p>
+      <w:pPr>
         <w:pStyle w:val="Heading2"/>
-      </w:pPr>
-      <w:r>
+        <w:rPr>
+          <w:color w:val="0099CC"/>
+        </w:rPr>
+        <w:pBdr>
+          <w:bottom w:val="single" w:sz="6" w:space="2" w:color="00BFFF"/>
+        </w:pBdr>
+      </w:pPr>
+      <w:r>
+        <w:rPr>
+          <w:b/>
+          <w:color w:val="0099CC"/>
+          <w:sz w:val="32"/>
+        </w:rPr>
         <w:t xml:space="preserve">PAYMENT BREAKDOWN</w:t>
       </w:r>
     </w:p>
@@ -1401,6 +2138,14 @@
         <w:tblW w:type="auto" w:w="0"/>
         <w:tblLook w:firstRow="1" w:lastRow="0" w:firstColumn="0" w:lastColumn="0" w:noHBand="0" w:noVBand="0" w:val="0020"/>
         <w:jc w:val="start"/>
+        <w:tblBorders>
+          <w:top w:val="single" w:sz="4" w:space="0" w:color="B0D4E8"/>
+          <w:left w:val="single" w:sz="4" w:space="0" w:color="B0D4E8"/>
+          <w:bottom w:val="single" w:sz="4" w:space="0" w:color="B0D4E8"/>
+          <w:right w:val="single" w:sz="4" w:space="0" w:color="B0D4E8"/>
+          <w:insideH w:val="single" w:sz="4" w:space="0" w:color="B0D4E8"/>
+          <w:insideV w:val="single" w:sz="4" w:space="0" w:color="B0D4E8"/>
+        </w:tblBorders>
       </w:tblPr>
       <w:tblGrid>
         <w:gridCol w:w="2640"/>
@@ -1412,37 +2157,58 @@
           <w:tblHeader w:val="true"/>
         </w:trPr>
         <w:tc>
-          <w:tcPr/>
-          <w:p>
-            <w:pPr>
-              <w:pStyle w:val="Compact"/>
-              <w:jc w:val="left"/>
-            </w:pPr>
-            <w:r>
+          <w:tcPr>
+            <w:shd w:fill="0099CC" w:val="clear"/>
+          </w:tcPr>
+          <w:p>
+            <w:pPr>
+              <w:pStyle w:val="Compact"/>
+              <w:jc w:val="left"/>
+            </w:pPr>
+            <w:r>
+              <w:rPr>
+                <w:b/>
+                <w:color w:val="FFFFFF"/>
+                <w:sz w:val="20"/>
+              </w:rPr>
               <w:t xml:space="preserve">S/N</w:t>
             </w:r>
           </w:p>
         </w:tc>
         <w:tc>
-          <w:tcPr/>
-          <w:p>
-            <w:pPr>
-              <w:pStyle w:val="Compact"/>
-              <w:jc w:val="left"/>
-            </w:pPr>
-            <w:r>
+          <w:tcPr>
+            <w:shd w:fill="0099CC" w:val="clear"/>
+          </w:tcPr>
+          <w:p>
+            <w:pPr>
+              <w:pStyle w:val="Compact"/>
+              <w:jc w:val="left"/>
+            </w:pPr>
+            <w:r>
+              <w:rPr>
+                <w:b/>
+                <w:color w:val="FFFFFF"/>
+                <w:sz w:val="20"/>
+              </w:rPr>
               <w:t xml:space="preserve">Description</w:t>
             </w:r>
           </w:p>
         </w:tc>
         <w:tc>
-          <w:tcPr/>
-          <w:p>
-            <w:pPr>
-              <w:pStyle w:val="Compact"/>
-              <w:jc w:val="left"/>
-            </w:pPr>
-            <w:r>
+          <w:tcPr>
+            <w:shd w:fill="0099CC" w:val="clear"/>
+          </w:tcPr>
+          <w:p>
+            <w:pPr>
+              <w:pStyle w:val="Compact"/>
+              <w:jc w:val="left"/>
+            </w:pPr>
+            <w:r>
+              <w:rPr>
+                <w:b/>
+                <w:color w:val="FFFFFF"/>
+                <w:sz w:val="20"/>
+              </w:rPr>
               <w:t xml:space="preserve">Amount (NGN)</w:t>
             </w:r>
           </w:p>
@@ -1450,147 +2216,197 @@
       </w:tr>
       <w:tr>
         <w:tc>
-          <w:tcPr/>
-          <w:p>
-            <w:pPr>
-              <w:pStyle w:val="Compact"/>
-              <w:jc w:val="left"/>
-            </w:pPr>
-            <w:r>
+          <w:tcPr>
+            <w:shd w:fill="FFFFFF" w:val="clear"/>
+          </w:tcPr>
+          <w:p>
+            <w:pPr>
+              <w:pStyle w:val="Compact"/>
+              <w:jc w:val="left"/>
+            </w:pPr>
+            <w:r>
+              <w:rPr>
+                <w:color w:val="1A1A1A"/>
+                <w:sz w:val="19"/>
+              </w:rPr>
               <w:t xml:space="preserve">1</w:t>
             </w:r>
           </w:p>
         </w:tc>
         <w:tc>
-          <w:tcPr/>
-          <w:p>
-            <w:pPr>
-              <w:pStyle w:val="Compact"/>
-            </w:pPr>
-          </w:p>
-        </w:tc>
-        <w:tc>
-          <w:tcPr/>
-          <w:p>
-            <w:pPr>
-              <w:pStyle w:val="Compact"/>
-            </w:pPr>
-          </w:p>
-        </w:tc>
-      </w:tr>
-      <w:tr>
-        <w:tc>
-          <w:tcPr/>
-          <w:p>
-            <w:pPr>
-              <w:pStyle w:val="Compact"/>
-              <w:jc w:val="left"/>
-            </w:pPr>
-            <w:r>
+          <w:tcPr>
+            <w:shd w:fill="FFFFFF" w:val="clear"/>
+          </w:tcPr>
+          <w:p>
+            <w:pPr>
+              <w:pStyle w:val="Compact"/>
+            </w:pPr>
+          </w:p>
+        </w:tc>
+        <w:tc>
+          <w:tcPr>
+            <w:shd w:fill="FFFFFF" w:val="clear"/>
+          </w:tcPr>
+          <w:p>
+            <w:pPr>
+              <w:pStyle w:val="Compact"/>
+            </w:pPr>
+          </w:p>
+        </w:tc>
+      </w:tr>
+      <w:tr>
+        <w:tc>
+          <w:tcPr>
+            <w:shd w:fill="E8F8FF" w:val="clear"/>
+          </w:tcPr>
+          <w:p>
+            <w:pPr>
+              <w:pStyle w:val="Compact"/>
+              <w:jc w:val="left"/>
+            </w:pPr>
+            <w:r>
+              <w:rPr>
+                <w:color w:val="1A1A1A"/>
+                <w:sz w:val="19"/>
+              </w:rPr>
               <w:t xml:space="preserve">2</w:t>
             </w:r>
           </w:p>
         </w:tc>
         <w:tc>
-          <w:tcPr/>
-          <w:p>
-            <w:pPr>
-              <w:pStyle w:val="Compact"/>
-            </w:pPr>
-          </w:p>
-        </w:tc>
-        <w:tc>
-          <w:tcPr/>
-          <w:p>
-            <w:pPr>
-              <w:pStyle w:val="Compact"/>
-            </w:pPr>
-          </w:p>
-        </w:tc>
-      </w:tr>
-      <w:tr>
-        <w:tc>
-          <w:tcPr/>
-          <w:p>
-            <w:pPr>
-              <w:pStyle w:val="Compact"/>
-              <w:jc w:val="left"/>
-            </w:pPr>
-            <w:r>
+          <w:tcPr>
+            <w:shd w:fill="E8F8FF" w:val="clear"/>
+          </w:tcPr>
+          <w:p>
+            <w:pPr>
+              <w:pStyle w:val="Compact"/>
+            </w:pPr>
+          </w:p>
+        </w:tc>
+        <w:tc>
+          <w:tcPr>
+            <w:shd w:fill="E8F8FF" w:val="clear"/>
+          </w:tcPr>
+          <w:p>
+            <w:pPr>
+              <w:pStyle w:val="Compact"/>
+            </w:pPr>
+          </w:p>
+        </w:tc>
+      </w:tr>
+      <w:tr>
+        <w:tc>
+          <w:tcPr>
+            <w:shd w:fill="FFFFFF" w:val="clear"/>
+          </w:tcPr>
+          <w:p>
+            <w:pPr>
+              <w:pStyle w:val="Compact"/>
+              <w:jc w:val="left"/>
+            </w:pPr>
+            <w:r>
+              <w:rPr>
+                <w:color w:val="1A1A1A"/>
+                <w:sz w:val="19"/>
+              </w:rPr>
               <w:t xml:space="preserve">3</w:t>
             </w:r>
           </w:p>
         </w:tc>
         <w:tc>
-          <w:tcPr/>
-          <w:p>
-            <w:pPr>
-              <w:pStyle w:val="Compact"/>
-            </w:pPr>
-          </w:p>
-        </w:tc>
-        <w:tc>
-          <w:tcPr/>
-          <w:p>
-            <w:pPr>
-              <w:pStyle w:val="Compact"/>
-            </w:pPr>
-          </w:p>
-        </w:tc>
-      </w:tr>
-      <w:tr>
-        <w:tc>
-          <w:tcPr/>
-          <w:p>
-            <w:pPr>
-              <w:pStyle w:val="Compact"/>
-              <w:jc w:val="left"/>
-            </w:pPr>
-            <w:r>
+          <w:tcPr>
+            <w:shd w:fill="FFFFFF" w:val="clear"/>
+          </w:tcPr>
+          <w:p>
+            <w:pPr>
+              <w:pStyle w:val="Compact"/>
+            </w:pPr>
+          </w:p>
+        </w:tc>
+        <w:tc>
+          <w:tcPr>
+            <w:shd w:fill="FFFFFF" w:val="clear"/>
+          </w:tcPr>
+          <w:p>
+            <w:pPr>
+              <w:pStyle w:val="Compact"/>
+            </w:pPr>
+          </w:p>
+        </w:tc>
+      </w:tr>
+      <w:tr>
+        <w:tc>
+          <w:tcPr>
+            <w:shd w:fill="E8F8FF" w:val="clear"/>
+          </w:tcPr>
+          <w:p>
+            <w:pPr>
+              <w:pStyle w:val="Compact"/>
+              <w:jc w:val="left"/>
+            </w:pPr>
+            <w:r>
+              <w:rPr>
+                <w:color w:val="1A1A1A"/>
+                <w:sz w:val="19"/>
+              </w:rPr>
               <w:t xml:space="preserve">4</w:t>
             </w:r>
           </w:p>
         </w:tc>
         <w:tc>
-          <w:tcPr/>
-          <w:p>
-            <w:pPr>
-              <w:pStyle w:val="Compact"/>
-            </w:pPr>
-          </w:p>
-        </w:tc>
-        <w:tc>
-          <w:tcPr/>
-          <w:p>
-            <w:pPr>
-              <w:pStyle w:val="Compact"/>
-            </w:pPr>
-          </w:p>
-        </w:tc>
-      </w:tr>
-      <w:tr>
-        <w:tc>
-          <w:tcPr/>
-          <w:p>
-            <w:pPr>
-              <w:pStyle w:val="Compact"/>
-              <w:jc w:val="left"/>
-            </w:pPr>
-            <w:r>
+          <w:tcPr>
+            <w:shd w:fill="E8F8FF" w:val="clear"/>
+          </w:tcPr>
+          <w:p>
+            <w:pPr>
+              <w:pStyle w:val="Compact"/>
+            </w:pPr>
+          </w:p>
+        </w:tc>
+        <w:tc>
+          <w:tcPr>
+            <w:shd w:fill="E8F8FF" w:val="clear"/>
+          </w:tcPr>
+          <w:p>
+            <w:pPr>
+              <w:pStyle w:val="Compact"/>
+            </w:pPr>
+          </w:p>
+        </w:tc>
+      </w:tr>
+      <w:tr>
+        <w:tc>
+          <w:tcPr>
+            <w:shd w:fill="FFFFFF" w:val="clear"/>
+          </w:tcPr>
+          <w:p>
+            <w:pPr>
+              <w:pStyle w:val="Compact"/>
+              <w:jc w:val="left"/>
+            </w:pPr>
+            <w:r>
+              <w:rPr>
+                <w:color w:val="1A1A1A"/>
+                <w:sz w:val="19"/>
+              </w:rPr>
               <w:t xml:space="preserve">5</w:t>
             </w:r>
           </w:p>
         </w:tc>
         <w:tc>
-          <w:tcPr/>
-          <w:p>
-            <w:pPr>
-              <w:pStyle w:val="Compact"/>
-            </w:pPr>
-          </w:p>
-        </w:tc>
-        <w:tc>
-          <w:tcPr/>
+          <w:tcPr>
+            <w:shd w:fill="FFFFFF" w:val="clear"/>
+          </w:tcPr>
+          <w:p>
+            <w:pPr>
+              <w:pStyle w:val="Compact"/>
+            </w:pPr>
+          </w:p>
+        </w:tc>
+        <w:tc>
+          <w:tcPr>
+            <w:shd w:fill="FFFFFF" w:val="clear"/>
+          </w:tcPr>
           <w:p>
             <w:pPr>
               <w:pStyle w:val="Compact"/>
@@ -1606,6 +2422,14 @@
         <w:tblW w:type="pct" w:w="5000"/>
         <w:tblLook w:firstRow="1" w:lastRow="0" w:firstColumn="0" w:lastColumn="0" w:noHBand="0" w:noVBand="0" w:val="0020"/>
         <w:jc w:val="start"/>
+        <w:tblBorders>
+          <w:top w:val="single" w:sz="4" w:space="0" w:color="B0D4E8"/>
+          <w:left w:val="single" w:sz="4" w:space="0" w:color="B0D4E8"/>
+          <w:bottom w:val="single" w:sz="4" w:space="0" w:color="B0D4E8"/>
+          <w:right w:val="single" w:sz="4" w:space="0" w:color="B0D4E8"/>
+          <w:insideH w:val="single" w:sz="4" w:space="0" w:color="B0D4E8"/>
+          <w:insideV w:val="single" w:sz="4" w:space="0" w:color="B0D4E8"/>
+        </w:tblBorders>
       </w:tblPr>
       <w:tblGrid>
         <w:gridCol w:w="3960"/>
@@ -1616,21 +2440,30 @@
           <w:tblHeader w:val="true"/>
         </w:trPr>
         <w:tc>
-          <w:tcPr/>
-          <w:p>
-            <w:pPr>
-              <w:pStyle w:val="Compact"/>
-            </w:pPr>
-          </w:p>
-        </w:tc>
-        <w:tc>
-          <w:tcPr/>
-          <w:p>
-            <w:pPr>
-              <w:pStyle w:val="Compact"/>
-              <w:jc w:val="left"/>
-            </w:pPr>
-            <w:r>
+          <w:tcPr>
+            <w:shd w:fill="0099CC" w:val="clear"/>
+          </w:tcPr>
+          <w:p>
+            <w:pPr>
+              <w:pStyle w:val="Compact"/>
+            </w:pPr>
+          </w:p>
+        </w:tc>
+        <w:tc>
+          <w:tcPr>
+            <w:shd w:fill="0099CC" w:val="clear"/>
+          </w:tcPr>
+          <w:p>
+            <w:pPr>
+              <w:pStyle w:val="Compact"/>
+              <w:jc w:val="left"/>
+            </w:pPr>
+            <w:r>
+              <w:rPr>
+                <w:b/>
+                <w:color w:val="FFFFFF"/>
+                <w:sz w:val="20"/>
+              </w:rPr>
               <w:t xml:space="preserve">Amount (NGN)</w:t>
             </w:r>
           </w:p>
@@ -1638,7 +2471,9 @@
       </w:tr>
       <w:tr>
         <w:tc>
-          <w:tcPr/>
+          <w:tcPr>
+            <w:shd w:fill="FFFFFF" w:val="clear"/>
+          </w:tcPr>
           <w:p>
             <w:pPr>
               <w:pStyle w:val="Compact"/>
@@ -1648,19 +2483,27 @@
               <w:rPr>
                 <w:bCs/>
                 <w:b/>
+                <w:color w:val="1A1A1A"/>
+                <w:sz w:val="19"/>
               </w:rPr>
               <w:t xml:space="preserve">Total Amount Received</w:t>
             </w:r>
           </w:p>
         </w:tc>
         <w:tc>
-          <w:tcPr/>
-          <w:p>
-            <w:pPr>
-              <w:pStyle w:val="Compact"/>
-              <w:jc w:val="left"/>
-            </w:pPr>
-            <w:r>
+          <w:tcPr>
+            <w:shd w:fill="FFFFFF" w:val="clear"/>
+          </w:tcPr>
+          <w:p>
+            <w:pPr>
+              <w:pStyle w:val="Compact"/>
+              <w:jc w:val="left"/>
+            </w:pPr>
+            <w:r>
+              <w:rPr>
+                <w:color w:val="1A1A1A"/>
+                <w:sz w:val="19"/>
+              </w:rPr>
               <w:t xml:space="preserve">__________________________________________</w:t>
             </w:r>
           </w:p>
@@ -1668,7 +2511,9 @@
       </w:tr>
       <w:tr>
         <w:tc>
-          <w:tcPr/>
+          <w:tcPr>
+            <w:shd w:fill="E8F8FF" w:val="clear"/>
+          </w:tcPr>
           <w:p>
             <w:pPr>
               <w:pStyle w:val="Compact"/>
@@ -1678,19 +2523,27 @@
               <w:rPr>
                 <w:bCs/>
                 <w:b/>
+                <w:color w:val="1A1A1A"/>
+                <w:sz w:val="19"/>
               </w:rPr>
               <w:t xml:space="preserve">Outstanding Balance (if any)</w:t>
             </w:r>
           </w:p>
         </w:tc>
         <w:tc>
-          <w:tcPr/>
-          <w:p>
-            <w:pPr>
-              <w:pStyle w:val="Compact"/>
-              <w:jc w:val="left"/>
-            </w:pPr>
-            <w:r>
+          <w:tcPr>
+            <w:shd w:fill="E8F8FF" w:val="clear"/>
+          </w:tcPr>
+          <w:p>
+            <w:pPr>
+              <w:pStyle w:val="Compact"/>
+              <w:jc w:val="left"/>
+            </w:pPr>
+            <w:r>
+              <w:rPr>
+                <w:color w:val="1A1A1A"/>
+                <w:sz w:val="19"/>
+              </w:rPr>
               <w:t xml:space="preserve">__________________________________________</w:t>
             </w:r>
           </w:p>
@@ -1708,9 +2561,29 @@
     <w:bookmarkStart w:id="33" w:name="payment-received-with-thanks"/>
     <w:p>
       <w:pPr>
+        <w:pBdr>
+          <w:top w:val="single" w:sz="18" w:space="1" w:color="F5A623"/>
+          <w:bottom w:val="single" w:sz="6" w:space="1" w:color="0099CC"/>
+        </w:pBdr>
+        <w:spacing w:before="200" w:after="200"/>
+      </w:pPr>
+    </w:p>
+    <w:p>
+      <w:pPr>
         <w:pStyle w:val="Heading2"/>
-      </w:pPr>
-      <w:r>
+        <w:rPr>
+          <w:color w:val="0099CC"/>
+        </w:rPr>
+        <w:pBdr>
+          <w:bottom w:val="single" w:sz="6" w:space="2" w:color="00BFFF"/>
+        </w:pBdr>
+      </w:pPr>
+      <w:r>
+        <w:rPr>
+          <w:b/>
+          <w:color w:val="0099CC"/>
+          <w:sz w:val="32"/>
+        </w:rPr>
         <w:t xml:space="preserve">PAYMENT RECEIVED WITH THANKS</w:t>
       </w:r>
     </w:p>
@@ -1733,9 +2606,29 @@
     <w:bookmarkStart w:id="34" w:name="X9e477069c24cfc26ee2c2a0fb772da6724df9e9"/>
     <w:p>
       <w:pPr>
+        <w:pBdr>
+          <w:top w:val="single" w:sz="18" w:space="1" w:color="F5A623"/>
+          <w:bottom w:val="single" w:sz="6" w:space="1" w:color="0099CC"/>
+        </w:pBdr>
+        <w:spacing w:before="200" w:after="200"/>
+      </w:pPr>
+    </w:p>
+    <w:p>
+      <w:pPr>
         <w:pStyle w:val="Heading2"/>
-      </w:pPr>
-      <w:r>
+        <w:rPr>
+          <w:color w:val="0099CC"/>
+        </w:rPr>
+        <w:pBdr>
+          <w:bottom w:val="single" w:sz="6" w:space="2" w:color="00BFFF"/>
+        </w:pBdr>
+      </w:pPr>
+      <w:r>
+        <w:rPr>
+          <w:b/>
+          <w:color w:val="0099CC"/>
+          <w:sz w:val="32"/>
+        </w:rPr>
         <w:t xml:space="preserve">RECEIVING BANK DETAILS (for record purposes)</w:t>
       </w:r>
     </w:p>
@@ -1745,6 +2638,14 @@
         <w:tblW w:type="auto" w:w="0"/>
         <w:tblLook w:firstRow="1" w:lastRow="0" w:firstColumn="0" w:lastColumn="0" w:noHBand="0" w:noVBand="0" w:val="0020"/>
         <w:jc w:val="start"/>
+        <w:tblBorders>
+          <w:top w:val="single" w:sz="4" w:space="0" w:color="B0D4E8"/>
+          <w:left w:val="single" w:sz="4" w:space="0" w:color="B0D4E8"/>
+          <w:bottom w:val="single" w:sz="4" w:space="0" w:color="B0D4E8"/>
+          <w:right w:val="single" w:sz="4" w:space="0" w:color="B0D4E8"/>
+          <w:insideH w:val="single" w:sz="4" w:space="0" w:color="B0D4E8"/>
+          <w:insideV w:val="single" w:sz="4" w:space="0" w:color="B0D4E8"/>
+        </w:tblBorders>
       </w:tblPr>
       <w:tblGrid>
         <w:gridCol w:w="3960"/>
@@ -1755,25 +2656,39 @@
           <w:tblHeader w:val="true"/>
         </w:trPr>
         <w:tc>
-          <w:tcPr/>
-          <w:p>
-            <w:pPr>
-              <w:pStyle w:val="Compact"/>
-              <w:jc w:val="left"/>
-            </w:pPr>
-            <w:r>
+          <w:tcPr>
+            <w:shd w:fill="0099CC" w:val="clear"/>
+          </w:tcPr>
+          <w:p>
+            <w:pPr>
+              <w:pStyle w:val="Compact"/>
+              <w:jc w:val="left"/>
+            </w:pPr>
+            <w:r>
+              <w:rPr>
+                <w:b/>
+                <w:color w:val="FFFFFF"/>
+                <w:sz w:val="20"/>
+              </w:rPr>
               <w:t xml:space="preserve">Field</w:t>
             </w:r>
           </w:p>
         </w:tc>
         <w:tc>
-          <w:tcPr/>
-          <w:p>
-            <w:pPr>
-              <w:pStyle w:val="Compact"/>
-              <w:jc w:val="left"/>
-            </w:pPr>
-            <w:r>
+          <w:tcPr>
+            <w:shd w:fill="0099CC" w:val="clear"/>
+          </w:tcPr>
+          <w:p>
+            <w:pPr>
+              <w:pStyle w:val="Compact"/>
+              <w:jc w:val="left"/>
+            </w:pPr>
+            <w:r>
+              <w:rPr>
+                <w:b/>
+                <w:color w:val="FFFFFF"/>
+                <w:sz w:val="20"/>
+              </w:rPr>
               <w:t xml:space="preserve">Details</w:t>
             </w:r>
           </w:p>
@@ -1781,25 +2696,37 @@
       </w:tr>
       <w:tr>
         <w:tc>
-          <w:tcPr/>
-          <w:p>
-            <w:pPr>
-              <w:pStyle w:val="Compact"/>
-              <w:jc w:val="left"/>
-            </w:pPr>
-            <w:r>
+          <w:tcPr>
+            <w:shd w:fill="FFFFFF" w:val="clear"/>
+          </w:tcPr>
+          <w:p>
+            <w:pPr>
+              <w:pStyle w:val="Compact"/>
+              <w:jc w:val="left"/>
+            </w:pPr>
+            <w:r>
+              <w:rPr>
+                <w:color w:val="1A1A1A"/>
+                <w:sz w:val="19"/>
+              </w:rPr>
               <w:t xml:space="preserve">Bank Name</w:t>
             </w:r>
           </w:p>
         </w:tc>
         <w:tc>
-          <w:tcPr/>
-          <w:p>
-            <w:pPr>
-              <w:pStyle w:val="Compact"/>
-              <w:jc w:val="left"/>
-            </w:pPr>
-            <w:r>
+          <w:tcPr>
+            <w:shd w:fill="FFFFFF" w:val="clear"/>
+          </w:tcPr>
+          <w:p>
+            <w:pPr>
+              <w:pStyle w:val="Compact"/>
+              <w:jc w:val="left"/>
+            </w:pPr>
+            <w:r>
+              <w:rPr>
+                <w:color w:val="1A1A1A"/>
+                <w:sz w:val="19"/>
+              </w:rPr>
               <w:t xml:space="preserve">__________________________________________</w:t>
             </w:r>
           </w:p>
@@ -1807,25 +2734,37 @@
       </w:tr>
       <w:tr>
         <w:tc>
-          <w:tcPr/>
-          <w:p>
-            <w:pPr>
-              <w:pStyle w:val="Compact"/>
-              <w:jc w:val="left"/>
-            </w:pPr>
-            <w:r>
+          <w:tcPr>
+            <w:shd w:fill="E8F8FF" w:val="clear"/>
+          </w:tcPr>
+          <w:p>
+            <w:pPr>
+              <w:pStyle w:val="Compact"/>
+              <w:jc w:val="left"/>
+            </w:pPr>
+            <w:r>
+              <w:rPr>
+                <w:color w:val="1A1A1A"/>
+                <w:sz w:val="19"/>
+              </w:rPr>
               <w:t xml:space="preserve">Account Name</w:t>
             </w:r>
           </w:p>
         </w:tc>
         <w:tc>
-          <w:tcPr/>
-          <w:p>
-            <w:pPr>
-              <w:pStyle w:val="Compact"/>
-              <w:jc w:val="left"/>
-            </w:pPr>
-            <w:r>
+          <w:tcPr>
+            <w:shd w:fill="E8F8FF" w:val="clear"/>
+          </w:tcPr>
+          <w:p>
+            <w:pPr>
+              <w:pStyle w:val="Compact"/>
+              <w:jc w:val="left"/>
+            </w:pPr>
+            <w:r>
+              <w:rPr>
+                <w:color w:val="1A1A1A"/>
+                <w:sz w:val="19"/>
+              </w:rPr>
               <w:t xml:space="preserve">PECH Group Holdings Ltd</w:t>
             </w:r>
           </w:p>
@@ -1833,25 +2772,37 @@
       </w:tr>
       <w:tr>
         <w:tc>
-          <w:tcPr/>
-          <w:p>
-            <w:pPr>
-              <w:pStyle w:val="Compact"/>
-              <w:jc w:val="left"/>
-            </w:pPr>
-            <w:r>
+          <w:tcPr>
+            <w:shd w:fill="FFFFFF" w:val="clear"/>
+          </w:tcPr>
+          <w:p>
+            <w:pPr>
+              <w:pStyle w:val="Compact"/>
+              <w:jc w:val="left"/>
+            </w:pPr>
+            <w:r>
+              <w:rPr>
+                <w:color w:val="1A1A1A"/>
+                <w:sz w:val="19"/>
+              </w:rPr>
               <w:t xml:space="preserve">Account Number</w:t>
             </w:r>
           </w:p>
         </w:tc>
         <w:tc>
-          <w:tcPr/>
-          <w:p>
-            <w:pPr>
-              <w:pStyle w:val="Compact"/>
-              <w:jc w:val="left"/>
-            </w:pPr>
-            <w:r>
+          <w:tcPr>
+            <w:shd w:fill="FFFFFF" w:val="clear"/>
+          </w:tcPr>
+          <w:p>
+            <w:pPr>
+              <w:pStyle w:val="Compact"/>
+              <w:jc w:val="left"/>
+            </w:pPr>
+            <w:r>
+              <w:rPr>
+                <w:color w:val="1A1A1A"/>
+                <w:sz w:val="19"/>
+              </w:rPr>
               <w:t xml:space="preserve">__________________________________________</w:t>
             </w:r>
           </w:p>
@@ -1869,9 +2820,29 @@
     <w:bookmarkStart w:id="38" w:name="signature-block"/>
     <w:p>
       <w:pPr>
+        <w:pBdr>
+          <w:top w:val="single" w:sz="18" w:space="1" w:color="F5A623"/>
+          <w:bottom w:val="single" w:sz="6" w:space="1" w:color="0099CC"/>
+        </w:pBdr>
+        <w:spacing w:before="200" w:after="200"/>
+      </w:pPr>
+    </w:p>
+    <w:p>
+      <w:pPr>
         <w:pStyle w:val="Heading2"/>
-      </w:pPr>
-      <w:r>
+        <w:rPr>
+          <w:color w:val="0099CC"/>
+        </w:rPr>
+        <w:pBdr>
+          <w:bottom w:val="single" w:sz="6" w:space="2" w:color="00BFFF"/>
+        </w:pBdr>
+      </w:pPr>
+      <w:r>
+        <w:rPr>
+          <w:b/>
+          <w:color w:val="0099CC"/>
+          <w:sz w:val="32"/>
+        </w:rPr>
         <w:t xml:space="preserve">SIGNATURE BLOCK</w:t>
       </w:r>
     </w:p>
@@ -1879,8 +2850,16 @@
     <w:p>
       <w:pPr>
         <w:pStyle w:val="Heading3"/>
-      </w:pPr>
-      <w:r>
+        <w:rPr>
+          <w:color w:val="E08A00"/>
+        </w:rPr>
+      </w:pPr>
+      <w:r>
+        <w:rPr>
+          <w:b/>
+          <w:color w:val="E08A00"/>
+          <w:sz w:val="26"/>
+        </w:rPr>
         <w:t xml:space="preserve">Cashier / Accountant</w:t>
       </w:r>
     </w:p>
@@ -1890,6 +2869,14 @@
         <w:tblW w:type="auto" w:w="0"/>
         <w:tblLook w:firstRow="1" w:lastRow="0" w:firstColumn="0" w:lastColumn="0" w:noHBand="0" w:noVBand="0" w:val="0020"/>
         <w:jc w:val="start"/>
+        <w:tblBorders>
+          <w:top w:val="single" w:sz="4" w:space="0" w:color="B0D4E8"/>
+          <w:left w:val="single" w:sz="4" w:space="0" w:color="B0D4E8"/>
+          <w:bottom w:val="single" w:sz="4" w:space="0" w:color="B0D4E8"/>
+          <w:right w:val="single" w:sz="4" w:space="0" w:color="B0D4E8"/>
+          <w:insideH w:val="single" w:sz="4" w:space="0" w:color="B0D4E8"/>
+          <w:insideV w:val="single" w:sz="4" w:space="0" w:color="B0D4E8"/>
+        </w:tblBorders>
       </w:tblPr>
       <w:tblGrid>
         <w:gridCol w:w="3960"/>
@@ -1900,25 +2887,39 @@
           <w:tblHeader w:val="true"/>
         </w:trPr>
         <w:tc>
-          <w:tcPr/>
-          <w:p>
-            <w:pPr>
-              <w:pStyle w:val="Compact"/>
-              <w:jc w:val="left"/>
-            </w:pPr>
-            <w:r>
+          <w:tcPr>
+            <w:shd w:fill="0099CC" w:val="clear"/>
+          </w:tcPr>
+          <w:p>
+            <w:pPr>
+              <w:pStyle w:val="Compact"/>
+              <w:jc w:val="left"/>
+            </w:pPr>
+            <w:r>
+              <w:rPr>
+                <w:b/>
+                <w:color w:val="FFFFFF"/>
+                <w:sz w:val="20"/>
+              </w:rPr>
               <w:t xml:space="preserve">Field</w:t>
             </w:r>
           </w:p>
         </w:tc>
         <w:tc>
-          <w:tcPr/>
-          <w:p>
-            <w:pPr>
-              <w:pStyle w:val="Compact"/>
-              <w:jc w:val="left"/>
-            </w:pPr>
-            <w:r>
+          <w:tcPr>
+            <w:shd w:fill="0099CC" w:val="clear"/>
+          </w:tcPr>
+          <w:p>
+            <w:pPr>
+              <w:pStyle w:val="Compact"/>
+              <w:jc w:val="left"/>
+            </w:pPr>
+            <w:r>
+              <w:rPr>
+                <w:b/>
+                <w:color w:val="FFFFFF"/>
+                <w:sz w:val="20"/>
+              </w:rPr>
               <w:t xml:space="preserve">Details</w:t>
             </w:r>
           </w:p>
@@ -1926,25 +2927,37 @@
       </w:tr>
       <w:tr>
         <w:tc>
-          <w:tcPr/>
-          <w:p>
-            <w:pPr>
-              <w:pStyle w:val="Compact"/>
-              <w:jc w:val="left"/>
-            </w:pPr>
-            <w:r>
+          <w:tcPr>
+            <w:shd w:fill="FFFFFF" w:val="clear"/>
+          </w:tcPr>
+          <w:p>
+            <w:pPr>
+              <w:pStyle w:val="Compact"/>
+              <w:jc w:val="left"/>
+            </w:pPr>
+            <w:r>
+              <w:rPr>
+                <w:color w:val="1A1A1A"/>
+                <w:sz w:val="19"/>
+              </w:rPr>
               <w:t xml:space="preserve">Name</w:t>
             </w:r>
           </w:p>
         </w:tc>
         <w:tc>
-          <w:tcPr/>
-          <w:p>
-            <w:pPr>
-              <w:pStyle w:val="Compact"/>
-              <w:jc w:val="left"/>
-            </w:pPr>
-            <w:r>
+          <w:tcPr>
+            <w:shd w:fill="FFFFFF" w:val="clear"/>
+          </w:tcPr>
+          <w:p>
+            <w:pPr>
+              <w:pStyle w:val="Compact"/>
+              <w:jc w:val="left"/>
+            </w:pPr>
+            <w:r>
+              <w:rPr>
+                <w:color w:val="1A1A1A"/>
+                <w:sz w:val="19"/>
+              </w:rPr>
               <w:t xml:space="preserve">__________________________________________</w:t>
             </w:r>
           </w:p>
@@ -1952,25 +2965,37 @@
       </w:tr>
       <w:tr>
         <w:tc>
-          <w:tcPr/>
-          <w:p>
-            <w:pPr>
-              <w:pStyle w:val="Compact"/>
-              <w:jc w:val="left"/>
-            </w:pPr>
-            <w:r>
+          <w:tcPr>
+            <w:shd w:fill="E8F8FF" w:val="clear"/>
+          </w:tcPr>
+          <w:p>
+            <w:pPr>
+              <w:pStyle w:val="Compact"/>
+              <w:jc w:val="left"/>
+            </w:pPr>
+            <w:r>
+              <w:rPr>
+                <w:color w:val="1A1A1A"/>
+                <w:sz w:val="19"/>
+              </w:rPr>
               <w:t xml:space="preserve">Signature</w:t>
             </w:r>
           </w:p>
         </w:tc>
         <w:tc>
-          <w:tcPr/>
-          <w:p>
-            <w:pPr>
-              <w:pStyle w:val="Compact"/>
-              <w:jc w:val="left"/>
-            </w:pPr>
-            <w:r>
+          <w:tcPr>
+            <w:shd w:fill="E8F8FF" w:val="clear"/>
+          </w:tcPr>
+          <w:p>
+            <w:pPr>
+              <w:pStyle w:val="Compact"/>
+              <w:jc w:val="left"/>
+            </w:pPr>
+            <w:r>
+              <w:rPr>
+                <w:color w:val="1A1A1A"/>
+                <w:sz w:val="19"/>
+              </w:rPr>
               <w:t xml:space="preserve">__________________________________________</w:t>
             </w:r>
           </w:p>
@@ -1978,25 +3003,37 @@
       </w:tr>
       <w:tr>
         <w:tc>
-          <w:tcPr/>
-          <w:p>
-            <w:pPr>
-              <w:pStyle w:val="Compact"/>
-              <w:jc w:val="left"/>
-            </w:pPr>
-            <w:r>
+          <w:tcPr>
+            <w:shd w:fill="FFFFFF" w:val="clear"/>
+          </w:tcPr>
+          <w:p>
+            <w:pPr>
+              <w:pStyle w:val="Compact"/>
+              <w:jc w:val="left"/>
+            </w:pPr>
+            <w:r>
+              <w:rPr>
+                <w:color w:val="1A1A1A"/>
+                <w:sz w:val="19"/>
+              </w:rPr>
               <w:t xml:space="preserve">Date</w:t>
             </w:r>
           </w:p>
         </w:tc>
         <w:tc>
-          <w:tcPr/>
-          <w:p>
-            <w:pPr>
-              <w:pStyle w:val="Compact"/>
-              <w:jc w:val="left"/>
-            </w:pPr>
-            <w:r>
+          <w:tcPr>
+            <w:shd w:fill="FFFFFF" w:val="clear"/>
+          </w:tcPr>
+          <w:p>
+            <w:pPr>
+              <w:pStyle w:val="Compact"/>
+              <w:jc w:val="left"/>
+            </w:pPr>
+            <w:r>
+              <w:rPr>
+                <w:color w:val="1A1A1A"/>
+                <w:sz w:val="19"/>
+              </w:rPr>
               <w:t xml:space="preserve">__________________________________________</w:t>
             </w:r>
           </w:p>
@@ -2004,25 +3041,37 @@
       </w:tr>
       <w:tr>
         <w:tc>
-          <w:tcPr/>
-          <w:p>
-            <w:pPr>
-              <w:pStyle w:val="Compact"/>
-              <w:jc w:val="left"/>
-            </w:pPr>
-            <w:r>
+          <w:tcPr>
+            <w:shd w:fill="E8F8FF" w:val="clear"/>
+          </w:tcPr>
+          <w:p>
+            <w:pPr>
+              <w:pStyle w:val="Compact"/>
+              <w:jc w:val="left"/>
+            </w:pPr>
+            <w:r>
+              <w:rPr>
+                <w:color w:val="1A1A1A"/>
+                <w:sz w:val="19"/>
+              </w:rPr>
               <w:t xml:space="preserve">Designation</w:t>
             </w:r>
           </w:p>
         </w:tc>
         <w:tc>
-          <w:tcPr/>
-          <w:p>
-            <w:pPr>
-              <w:pStyle w:val="Compact"/>
-              <w:jc w:val="left"/>
-            </w:pPr>
-            <w:r>
+          <w:tcPr>
+            <w:shd w:fill="E8F8FF" w:val="clear"/>
+          </w:tcPr>
+          <w:p>
+            <w:pPr>
+              <w:pStyle w:val="Compact"/>
+              <w:jc w:val="left"/>
+            </w:pPr>
+            <w:r>
+              <w:rPr>
+                <w:color w:val="1A1A1A"/>
+                <w:sz w:val="19"/>
+              </w:rPr>
               <w:t xml:space="preserve">__________________________________________</w:t>
             </w:r>
           </w:p>
@@ -2034,8 +3083,16 @@
     <w:p>
       <w:pPr>
         <w:pStyle w:val="Heading3"/>
-      </w:pPr>
-      <w:r>
+        <w:rPr>
+          <w:color w:val="E08A00"/>
+        </w:rPr>
+      </w:pPr>
+      <w:r>
+        <w:rPr>
+          <w:b/>
+          <w:color w:val="E08A00"/>
+          <w:sz w:val="26"/>
+        </w:rPr>
         <w:t xml:space="preserve">Verified By (Finance Department)</w:t>
       </w:r>
     </w:p>
@@ -2045,6 +3102,14 @@
         <w:tblW w:type="auto" w:w="0"/>
         <w:tblLook w:firstRow="1" w:lastRow="0" w:firstColumn="0" w:lastColumn="0" w:noHBand="0" w:noVBand="0" w:val="0020"/>
         <w:jc w:val="start"/>
+        <w:tblBorders>
+          <w:top w:val="single" w:sz="4" w:space="0" w:color="B0D4E8"/>
+          <w:left w:val="single" w:sz="4" w:space="0" w:color="B0D4E8"/>
+          <w:bottom w:val="single" w:sz="4" w:space="0" w:color="B0D4E8"/>
+          <w:right w:val="single" w:sz="4" w:space="0" w:color="B0D4E8"/>
+          <w:insideH w:val="single" w:sz="4" w:space="0" w:color="B0D4E8"/>
+          <w:insideV w:val="single" w:sz="4" w:space="0" w:color="B0D4E8"/>
+        </w:tblBorders>
       </w:tblPr>
       <w:tblGrid>
         <w:gridCol w:w="3960"/>
@@ -2055,25 +3120,39 @@
           <w:tblHeader w:val="true"/>
         </w:trPr>
         <w:tc>
-          <w:tcPr/>
-          <w:p>
-            <w:pPr>
-              <w:pStyle w:val="Compact"/>
-              <w:jc w:val="left"/>
-            </w:pPr>
-            <w:r>
+          <w:tcPr>
+            <w:shd w:fill="0099CC" w:val="clear"/>
+          </w:tcPr>
+          <w:p>
+            <w:pPr>
+              <w:pStyle w:val="Compact"/>
+              <w:jc w:val="left"/>
+            </w:pPr>
+            <w:r>
+              <w:rPr>
+                <w:b/>
+                <w:color w:val="FFFFFF"/>
+                <w:sz w:val="20"/>
+              </w:rPr>
               <w:t xml:space="preserve">Field</w:t>
             </w:r>
           </w:p>
         </w:tc>
         <w:tc>
-          <w:tcPr/>
-          <w:p>
-            <w:pPr>
-              <w:pStyle w:val="Compact"/>
-              <w:jc w:val="left"/>
-            </w:pPr>
-            <w:r>
+          <w:tcPr>
+            <w:shd w:fill="0099CC" w:val="clear"/>
+          </w:tcPr>
+          <w:p>
+            <w:pPr>
+              <w:pStyle w:val="Compact"/>
+              <w:jc w:val="left"/>
+            </w:pPr>
+            <w:r>
+              <w:rPr>
+                <w:b/>
+                <w:color w:val="FFFFFF"/>
+                <w:sz w:val="20"/>
+              </w:rPr>
               <w:t xml:space="preserve">Details</w:t>
             </w:r>
           </w:p>
@@ -2081,25 +3160,37 @@
       </w:tr>
       <w:tr>
         <w:tc>
-          <w:tcPr/>
-          <w:p>
-            <w:pPr>
-              <w:pStyle w:val="Compact"/>
-              <w:jc w:val="left"/>
-            </w:pPr>
-            <w:r>
+          <w:tcPr>
+            <w:shd w:fill="FFFFFF" w:val="clear"/>
+          </w:tcPr>
+          <w:p>
+            <w:pPr>
+              <w:pStyle w:val="Compact"/>
+              <w:jc w:val="left"/>
+            </w:pPr>
+            <w:r>
+              <w:rPr>
+                <w:color w:val="1A1A1A"/>
+                <w:sz w:val="19"/>
+              </w:rPr>
               <w:t xml:space="preserve">Name</w:t>
             </w:r>
           </w:p>
         </w:tc>
         <w:tc>
-          <w:tcPr/>
-          <w:p>
-            <w:pPr>
-              <w:pStyle w:val="Compact"/>
-              <w:jc w:val="left"/>
-            </w:pPr>
-            <w:r>
+          <w:tcPr>
+            <w:shd w:fill="FFFFFF" w:val="clear"/>
+          </w:tcPr>
+          <w:p>
+            <w:pPr>
+              <w:pStyle w:val="Compact"/>
+              <w:jc w:val="left"/>
+            </w:pPr>
+            <w:r>
+              <w:rPr>
+                <w:color w:val="1A1A1A"/>
+                <w:sz w:val="19"/>
+              </w:rPr>
               <w:t xml:space="preserve">__________________________________________</w:t>
             </w:r>
           </w:p>
@@ -2107,25 +3198,37 @@
       </w:tr>
       <w:tr>
         <w:tc>
-          <w:tcPr/>
-          <w:p>
-            <w:pPr>
-              <w:pStyle w:val="Compact"/>
-              <w:jc w:val="left"/>
-            </w:pPr>
-            <w:r>
+          <w:tcPr>
+            <w:shd w:fill="E8F8FF" w:val="clear"/>
+          </w:tcPr>
+          <w:p>
+            <w:pPr>
+              <w:pStyle w:val="Compact"/>
+              <w:jc w:val="left"/>
+            </w:pPr>
+            <w:r>
+              <w:rPr>
+                <w:color w:val="1A1A1A"/>
+                <w:sz w:val="19"/>
+              </w:rPr>
               <w:t xml:space="preserve">Signature</w:t>
             </w:r>
           </w:p>
         </w:tc>
         <w:tc>
-          <w:tcPr/>
-          <w:p>
-            <w:pPr>
-              <w:pStyle w:val="Compact"/>
-              <w:jc w:val="left"/>
-            </w:pPr>
-            <w:r>
+          <w:tcPr>
+            <w:shd w:fill="E8F8FF" w:val="clear"/>
+          </w:tcPr>
+          <w:p>
+            <w:pPr>
+              <w:pStyle w:val="Compact"/>
+              <w:jc w:val="left"/>
+            </w:pPr>
+            <w:r>
+              <w:rPr>
+                <w:color w:val="1A1A1A"/>
+                <w:sz w:val="19"/>
+              </w:rPr>
               <w:t xml:space="preserve">__________________________________________</w:t>
             </w:r>
           </w:p>
@@ -2133,25 +3236,37 @@
       </w:tr>
       <w:tr>
         <w:tc>
-          <w:tcPr/>
-          <w:p>
-            <w:pPr>
-              <w:pStyle w:val="Compact"/>
-              <w:jc w:val="left"/>
-            </w:pPr>
-            <w:r>
+          <w:tcPr>
+            <w:shd w:fill="FFFFFF" w:val="clear"/>
+          </w:tcPr>
+          <w:p>
+            <w:pPr>
+              <w:pStyle w:val="Compact"/>
+              <w:jc w:val="left"/>
+            </w:pPr>
+            <w:r>
+              <w:rPr>
+                <w:color w:val="1A1A1A"/>
+                <w:sz w:val="19"/>
+              </w:rPr>
               <w:t xml:space="preserve">Date</w:t>
             </w:r>
           </w:p>
         </w:tc>
         <w:tc>
-          <w:tcPr/>
-          <w:p>
-            <w:pPr>
-              <w:pStyle w:val="Compact"/>
-              <w:jc w:val="left"/>
-            </w:pPr>
-            <w:r>
+          <w:tcPr>
+            <w:shd w:fill="FFFFFF" w:val="clear"/>
+          </w:tcPr>
+          <w:p>
+            <w:pPr>
+              <w:pStyle w:val="Compact"/>
+              <w:jc w:val="left"/>
+            </w:pPr>
+            <w:r>
+              <w:rPr>
+                <w:color w:val="1A1A1A"/>
+                <w:sz w:val="19"/>
+              </w:rPr>
               <w:t xml:space="preserve">__________________________________________</w:t>
             </w:r>
           </w:p>
@@ -2159,25 +3274,37 @@
       </w:tr>
       <w:tr>
         <w:tc>
-          <w:tcPr/>
-          <w:p>
-            <w:pPr>
-              <w:pStyle w:val="Compact"/>
-              <w:jc w:val="left"/>
-            </w:pPr>
-            <w:r>
+          <w:tcPr>
+            <w:shd w:fill="E8F8FF" w:val="clear"/>
+          </w:tcPr>
+          <w:p>
+            <w:pPr>
+              <w:pStyle w:val="Compact"/>
+              <w:jc w:val="left"/>
+            </w:pPr>
+            <w:r>
+              <w:rPr>
+                <w:color w:val="1A1A1A"/>
+                <w:sz w:val="19"/>
+              </w:rPr>
               <w:t xml:space="preserve">Designation</w:t>
             </w:r>
           </w:p>
         </w:tc>
         <w:tc>
-          <w:tcPr/>
-          <w:p>
-            <w:pPr>
-              <w:pStyle w:val="Compact"/>
-              <w:jc w:val="left"/>
-            </w:pPr>
-            <w:r>
+          <w:tcPr>
+            <w:shd w:fill="E8F8FF" w:val="clear"/>
+          </w:tcPr>
+          <w:p>
+            <w:pPr>
+              <w:pStyle w:val="Compact"/>
+              <w:jc w:val="left"/>
+            </w:pPr>
+            <w:r>
+              <w:rPr>
+                <w:color w:val="1A1A1A"/>
+                <w:sz w:val="19"/>
+              </w:rPr>
               <w:t xml:space="preserve">__________________________________________</w:t>
             </w:r>
           </w:p>
@@ -2196,8 +3323,16 @@
     <w:p>
       <w:pPr>
         <w:pStyle w:val="Heading3"/>
-      </w:pPr>
-      <w:r>
+        <w:rPr>
+          <w:color w:val="E08A00"/>
+        </w:rPr>
+      </w:pPr>
+      <w:r>
+        <w:rPr>
+          <w:b/>
+          <w:color w:val="E08A00"/>
+          <w:sz w:val="26"/>
+        </w:rPr>
         <w:t xml:space="preserve">Payer Acknowledgement</w:t>
       </w:r>
     </w:p>
@@ -2215,6 +3350,14 @@
         <w:tblW w:type="auto" w:w="0"/>
         <w:tblLook w:firstRow="1" w:lastRow="0" w:firstColumn="0" w:lastColumn="0" w:noHBand="0" w:noVBand="0" w:val="0020"/>
         <w:jc w:val="start"/>
+        <w:tblBorders>
+          <w:top w:val="single" w:sz="4" w:space="0" w:color="B0D4E8"/>
+          <w:left w:val="single" w:sz="4" w:space="0" w:color="B0D4E8"/>
+          <w:bottom w:val="single" w:sz="4" w:space="0" w:color="B0D4E8"/>
+          <w:right w:val="single" w:sz="4" w:space="0" w:color="B0D4E8"/>
+          <w:insideH w:val="single" w:sz="4" w:space="0" w:color="B0D4E8"/>
+          <w:insideV w:val="single" w:sz="4" w:space="0" w:color="B0D4E8"/>
+        </w:tblBorders>
       </w:tblPr>
       <w:tblGrid>
         <w:gridCol w:w="3960"/>
@@ -2225,25 +3368,39 @@
           <w:tblHeader w:val="true"/>
         </w:trPr>
         <w:tc>
-          <w:tcPr/>
-          <w:p>
-            <w:pPr>
-              <w:pStyle w:val="Compact"/>
-              <w:jc w:val="left"/>
-            </w:pPr>
-            <w:r>
+          <w:tcPr>
+            <w:shd w:fill="0099CC" w:val="clear"/>
+          </w:tcPr>
+          <w:p>
+            <w:pPr>
+              <w:pStyle w:val="Compact"/>
+              <w:jc w:val="left"/>
+            </w:pPr>
+            <w:r>
+              <w:rPr>
+                <w:b/>
+                <w:color w:val="FFFFFF"/>
+                <w:sz w:val="20"/>
+              </w:rPr>
               <w:t xml:space="preserve">Field</w:t>
             </w:r>
           </w:p>
         </w:tc>
         <w:tc>
-          <w:tcPr/>
-          <w:p>
-            <w:pPr>
-              <w:pStyle w:val="Compact"/>
-              <w:jc w:val="left"/>
-            </w:pPr>
-            <w:r>
+          <w:tcPr>
+            <w:shd w:fill="0099CC" w:val="clear"/>
+          </w:tcPr>
+          <w:p>
+            <w:pPr>
+              <w:pStyle w:val="Compact"/>
+              <w:jc w:val="left"/>
+            </w:pPr>
+            <w:r>
+              <w:rPr>
+                <w:b/>
+                <w:color w:val="FFFFFF"/>
+                <w:sz w:val="20"/>
+              </w:rPr>
               <w:t xml:space="preserve">Details</w:t>
             </w:r>
           </w:p>
@@ -2251,25 +3408,37 @@
       </w:tr>
       <w:tr>
         <w:tc>
-          <w:tcPr/>
-          <w:p>
-            <w:pPr>
-              <w:pStyle w:val="Compact"/>
-              <w:jc w:val="left"/>
-            </w:pPr>
-            <w:r>
+          <w:tcPr>
+            <w:shd w:fill="FFFFFF" w:val="clear"/>
+          </w:tcPr>
+          <w:p>
+            <w:pPr>
+              <w:pStyle w:val="Compact"/>
+              <w:jc w:val="left"/>
+            </w:pPr>
+            <w:r>
+              <w:rPr>
+                <w:color w:val="1A1A1A"/>
+                <w:sz w:val="19"/>
+              </w:rPr>
               <w:t xml:space="preserve">Name</w:t>
             </w:r>
           </w:p>
         </w:tc>
         <w:tc>
-          <w:tcPr/>
-          <w:p>
-            <w:pPr>
-              <w:pStyle w:val="Compact"/>
-              <w:jc w:val="left"/>
-            </w:pPr>
-            <w:r>
+          <w:tcPr>
+            <w:shd w:fill="FFFFFF" w:val="clear"/>
+          </w:tcPr>
+          <w:p>
+            <w:pPr>
+              <w:pStyle w:val="Compact"/>
+              <w:jc w:val="left"/>
+            </w:pPr>
+            <w:r>
+              <w:rPr>
+                <w:color w:val="1A1A1A"/>
+                <w:sz w:val="19"/>
+              </w:rPr>
               <w:t xml:space="preserve">__________________________________________</w:t>
             </w:r>
           </w:p>
@@ -2277,25 +3446,37 @@
       </w:tr>
       <w:tr>
         <w:tc>
-          <w:tcPr/>
-          <w:p>
-            <w:pPr>
-              <w:pStyle w:val="Compact"/>
-              <w:jc w:val="left"/>
-            </w:pPr>
-            <w:r>
+          <w:tcPr>
+            <w:shd w:fill="E8F8FF" w:val="clear"/>
+          </w:tcPr>
+          <w:p>
+            <w:pPr>
+              <w:pStyle w:val="Compact"/>
+              <w:jc w:val="left"/>
+            </w:pPr>
+            <w:r>
+              <w:rPr>
+                <w:color w:val="1A1A1A"/>
+                <w:sz w:val="19"/>
+              </w:rPr>
               <w:t xml:space="preserve">Signature</w:t>
             </w:r>
           </w:p>
         </w:tc>
         <w:tc>
-          <w:tcPr/>
-          <w:p>
-            <w:pPr>
-              <w:pStyle w:val="Compact"/>
-              <w:jc w:val="left"/>
-            </w:pPr>
-            <w:r>
+          <w:tcPr>
+            <w:shd w:fill="E8F8FF" w:val="clear"/>
+          </w:tcPr>
+          <w:p>
+            <w:pPr>
+              <w:pStyle w:val="Compact"/>
+              <w:jc w:val="left"/>
+            </w:pPr>
+            <w:r>
+              <w:rPr>
+                <w:color w:val="1A1A1A"/>
+                <w:sz w:val="19"/>
+              </w:rPr>
               <w:t xml:space="preserve">__________________________________________</w:t>
             </w:r>
           </w:p>
@@ -2303,25 +3484,37 @@
       </w:tr>
       <w:tr>
         <w:tc>
-          <w:tcPr/>
-          <w:p>
-            <w:pPr>
-              <w:pStyle w:val="Compact"/>
-              <w:jc w:val="left"/>
-            </w:pPr>
-            <w:r>
+          <w:tcPr>
+            <w:shd w:fill="FFFFFF" w:val="clear"/>
+          </w:tcPr>
+          <w:p>
+            <w:pPr>
+              <w:pStyle w:val="Compact"/>
+              <w:jc w:val="left"/>
+            </w:pPr>
+            <w:r>
+              <w:rPr>
+                <w:color w:val="1A1A1A"/>
+                <w:sz w:val="19"/>
+              </w:rPr>
               <w:t xml:space="preserve">Date</w:t>
             </w:r>
           </w:p>
         </w:tc>
         <w:tc>
-          <w:tcPr/>
-          <w:p>
-            <w:pPr>
-              <w:pStyle w:val="Compact"/>
-              <w:jc w:val="left"/>
-            </w:pPr>
-            <w:r>
+          <w:tcPr>
+            <w:shd w:fill="FFFFFF" w:val="clear"/>
+          </w:tcPr>
+          <w:p>
+            <w:pPr>
+              <w:pStyle w:val="Compact"/>
+              <w:jc w:val="left"/>
+            </w:pPr>
+            <w:r>
+              <w:rPr>
+                <w:color w:val="1A1A1A"/>
+                <w:sz w:val="19"/>
+              </w:rPr>
               <w:t xml:space="preserve">__________________________________________</w:t>
             </w:r>
           </w:p>
@@ -2340,9 +3533,29 @@
     <w:bookmarkStart w:id="39" w:name="terms-and-conditions"/>
     <w:p>
       <w:pPr>
+        <w:pBdr>
+          <w:top w:val="single" w:sz="18" w:space="1" w:color="F5A623"/>
+          <w:bottom w:val="single" w:sz="6" w:space="1" w:color="0099CC"/>
+        </w:pBdr>
+        <w:spacing w:before="200" w:after="200"/>
+      </w:pPr>
+    </w:p>
+    <w:p>
+      <w:pPr>
         <w:pStyle w:val="Heading2"/>
-      </w:pPr>
-      <w:r>
+        <w:rPr>
+          <w:color w:val="0099CC"/>
+        </w:rPr>
+        <w:pBdr>
+          <w:bottom w:val="single" w:sz="6" w:space="2" w:color="00BFFF"/>
+        </w:pBdr>
+      </w:pPr>
+      <w:r>
+        <w:rPr>
+          <w:b/>
+          <w:color w:val="0099CC"/>
+          <w:sz w:val="32"/>
+        </w:rPr>
         <w:t xml:space="preserve">TERMS AND CONDITIONS</w:t>
       </w:r>
     </w:p>
@@ -2447,6 +3660,29 @@
         <w:right w:val="single" w:sz="18" w:space="24" w:color="E08A00"/>
       </w:pgBorders>
     </w:sectPr>
+    <w:p>
+      <w:pPr>
+        <w:pBdr>
+          <w:top w:val="single" w:sz="36" w:space="1" w:color="F5A623"/>
+          <w:bottom w:val="single" w:sz="12" w:space="0" w:color="00BFFF"/>
+        </w:pBdr>
+        <w:spacing w:before="300" w:after="0"/>
+      </w:pPr>
+    </w:p>
+    <w:p>
+      <w:pPr>
+        <w:jc w:val="center"/>
+        <w:spacing w:before="60" w:after="0"/>
+      </w:pPr>
+      <w:r>
+        <w:rPr>
+          <w:color w:val="0099CC"/>
+          <w:sz w:val="16"/>
+          <w:szCs w:val="16"/>
+        </w:rPr>
+        <w:t xml:space="preserve">PECH Group Holdings Ltd  |  Lagos, Nigeria  |  pechgroupholdings.tech</w:t>
+      </w:r>
+    </w:p>
   </w:body>
 </w:document>
 </file>

--- a/business_documents/PECH_PAYMENT_RECEIPT.docx
+++ b/business_documents/PECH_PAYMENT_RECEIPT.docx
@@ -58,71 +58,34 @@
         <w:spacing w:after="0"/>
       </w:pPr>
     </w:p>
-    <w:bookmarkStart w:id="40" w:name="pech-group-holdings-ltd"/>
-    <w:p>
-      <w:pPr>
-        <w:pStyle w:val="Heading1"/>
-        <w:rPr>
-          <w:color w:val="0099CC"/>
-        </w:rPr>
-        <w:pBdr>
-          <w:bottom w:val="single" w:sz="18" w:space="2" w:color="F5A623"/>
-        </w:pBdr>
-      </w:pPr>
-      <w:r>
-        <w:rPr>
-          <w:b/>
-          <w:color w:val="0099CC"/>
-          <w:sz w:val="44"/>
-        </w:rPr>
-        <w:t xml:space="preserve">PECH GROUP HOLDINGS LTD</w:t>
-      </w:r>
-    </w:p>
-    <w:bookmarkStart w:id="22" w:name="payment-receipt"/>
-    <w:p>
-      <w:pPr>
-        <w:pBdr>
-          <w:top w:val="single" w:sz="18" w:space="1" w:color="F5A623"/>
-          <w:bottom w:val="single" w:sz="6" w:space="1" w:color="0099CC"/>
-        </w:pBdr>
-        <w:spacing w:before="200" w:after="200"/>
-      </w:pPr>
-    </w:p>
-    <w:p>
-      <w:pPr>
-        <w:pStyle w:val="Heading2"/>
-        <w:rPr>
-          <w:color w:val="0099CC"/>
-        </w:rPr>
-        <w:pBdr>
-          <w:bottom w:val="single" w:sz="6" w:space="2" w:color="00BFFF"/>
-        </w:pBdr>
-      </w:pPr>
-      <w:r>
-        <w:rPr>
-          <w:b/>
-          <w:color w:val="0099CC"/>
-          <w:sz w:val="32"/>
-        </w:rPr>
+    <w:p>
+      <w:pPr>
+        <w:pStyle w:val="FirstParagraph"/>
+      </w:pPr>
+      <w:r>
+        <w:t xml:space="preserve">🧾</w:t>
+      </w:r>
+    </w:p>
+    <w:p>
+      <w:pPr>
+        <w:pStyle w:val="BodyText"/>
+      </w:pPr>
+      <w:r>
         <w:t xml:space="preserve">PAYMENT RECEIPT</w:t>
       </w:r>
     </w:p>
-    <w:bookmarkStart w:id="21" w:name="confidential"/>
-    <w:p>
-      <w:pPr>
-        <w:pStyle w:val="Heading3"/>
-        <w:rPr>
-          <w:color w:val="E08A00"/>
-        </w:rPr>
-      </w:pPr>
-      <w:r>
-        <w:rPr>
-          <w:b/>
-          <w:color w:val="E08A00"/>
-          <w:sz w:val="26"/>
-        </w:rPr>
-        <w:t xml:space="preserve">CONFIDENTIAL</w:t>
-      </w:r>
+    <w:p>
+      <w:pPr>
+        <w:pStyle w:val="BodyText"/>
+      </w:pPr>
+      <w:r>
+        <w:t xml:space="preserve"> </w:t>
+      </w:r>
+    </w:p>
+    <w:p>
+      <w:pPr>
+        <w:pStyle w:val="BodyText"/>
+      </w:pPr>
     </w:p>
     <w:p>
       <w:r>
@@ -131,69 +94,7 @@
         </w:pict>
       </w:r>
     </w:p>
-    <w:p>
-      <w:pPr>
-        <w:pStyle w:val="FirstParagraph"/>
-      </w:pPr>
-      <w:r>
-        <w:rPr>
-          <w:bCs/>
-          <w:b/>
-        </w:rPr>
-        <w:t xml:space="preserve">PECH Group Holdings Ltd</w:t>
-      </w:r>
-      <w:r>
-        <w:t xml:space="preserve"> </w:t>
-      </w:r>
-      <w:r>
-        <w:t xml:space="preserve">Lagos, Nigeria</w:t>
-      </w:r>
-      <w:r>
-        <w:t xml:space="preserve"> </w:t>
-      </w:r>
-      <w:r>
-        <w:t xml:space="preserve">Website:</w:t>
-      </w:r>
-      <w:r>
-        <w:t xml:space="preserve"> </w:t>
-      </w:r>
-      <w:hyperlink r:id="rId20">
-        <w:r>
-          <w:rPr>
-            <w:rStyle w:val="Hyperlink"/>
-          </w:rPr>
-          <w:t xml:space="preserve">pechgroupholdings.tech</w:t>
-        </w:r>
-      </w:hyperlink>
-    </w:p>
-    <w:p>
-      <w:pPr>
-        <w:pStyle w:val="BodyText"/>
-      </w:pPr>
-      <w:r>
-        <w:rPr>
-          <w:bCs/>
-          <w:b/>
-        </w:rPr>
-        <w:t xml:space="preserve">Document Reference:</w:t>
-      </w:r>
-      <w:r>
-        <w:t xml:space="preserve"> </w:t>
-      </w:r>
-      <w:r>
-        <w:t xml:space="preserve">PR-[YYYY]-[NNNN]</w:t>
-      </w:r>
-    </w:p>
-    <w:p>
-      <w:r>
-        <w:pict>
-          <v:rect style="width:0;height:1.5pt" o:hralign="center" o:hrstd="t" o:hr="t"/>
-        </w:pict>
-      </w:r>
-    </w:p>
-    <w:bookmarkEnd w:id="21"/>
-    <w:bookmarkEnd w:id="22"/>
-    <w:bookmarkStart w:id="23" w:name="company-information"/>
+    <w:bookmarkStart w:id="20" w:name="company-information"/>
     <w:p>
       <w:pPr>
         <w:pBdr>
@@ -520,8 +421,8 @@
         </w:pict>
       </w:r>
     </w:p>
-    <w:bookmarkEnd w:id="23"/>
-    <w:bookmarkStart w:id="24" w:name="receipt-details"/>
+    <w:bookmarkEnd w:id="20"/>
+    <w:bookmarkStart w:id="21" w:name="receipt-details"/>
     <w:p>
       <w:pPr>
         <w:pBdr>
@@ -772,8 +673,8 @@
         </w:pict>
       </w:r>
     </w:p>
-    <w:bookmarkEnd w:id="24"/>
-    <w:bookmarkStart w:id="25" w:name="received-from"/>
+    <w:bookmarkEnd w:id="21"/>
+    <w:bookmarkStart w:id="22" w:name="received-from"/>
     <w:p>
       <w:pPr>
         <w:pBdr>
@@ -1100,8 +1001,8 @@
         </w:pict>
       </w:r>
     </w:p>
-    <w:bookmarkEnd w:id="25"/>
-    <w:bookmarkStart w:id="26" w:name="payment-details"/>
+    <w:bookmarkEnd w:id="22"/>
+    <w:bookmarkStart w:id="23" w:name="payment-details"/>
     <w:p>
       <w:pPr>
         <w:pBdr>
@@ -1276,8 +1177,8 @@
         </w:pict>
       </w:r>
     </w:p>
-    <w:bookmarkEnd w:id="26"/>
-    <w:bookmarkStart w:id="27" w:name="purpose-of-payment"/>
+    <w:bookmarkEnd w:id="23"/>
+    <w:bookmarkStart w:id="24" w:name="purpose-of-payment"/>
     <w:p>
       <w:pPr>
         <w:pBdr>
@@ -1334,8 +1235,8 @@
         </w:pict>
       </w:r>
     </w:p>
-    <w:bookmarkEnd w:id="27"/>
-    <w:bookmarkStart w:id="31" w:name="payment-method"/>
+    <w:bookmarkEnd w:id="24"/>
+    <w:bookmarkStart w:id="28" w:name="payment-method"/>
     <w:p>
       <w:pPr>
         <w:pBdr>
@@ -1510,7 +1411,7 @@
         <w:t xml:space="preserve">__________________________________________</w:t>
       </w:r>
     </w:p>
-    <w:bookmarkStart w:id="28" w:name="bank-transfer-details-if-applicable"/>
+    <w:bookmarkStart w:id="25" w:name="bank-transfer-details-if-applicable"/>
     <w:p>
       <w:pPr>
         <w:pStyle w:val="Heading3"/>
@@ -1704,8 +1605,8 @@
         </w:tc>
       </w:tr>
     </w:tbl>
-    <w:bookmarkEnd w:id="28"/>
-    <w:bookmarkStart w:id="29" w:name="cheque-details-if-applicable"/>
+    <w:bookmarkEnd w:id="25"/>
+    <w:bookmarkStart w:id="26" w:name="cheque-details-if-applicable"/>
     <w:p>
       <w:pPr>
         <w:pStyle w:val="Heading3"/>
@@ -1899,8 +1800,8 @@
         </w:tc>
       </w:tr>
     </w:tbl>
-    <w:bookmarkEnd w:id="29"/>
-    <w:bookmarkStart w:id="30" w:name="pos-online-payment-details-if-applicable"/>
+    <w:bookmarkEnd w:id="26"/>
+    <w:bookmarkStart w:id="27" w:name="pos-online-payment-details-if-applicable"/>
     <w:p>
       <w:pPr>
         <w:pStyle w:val="Heading3"/>
@@ -2101,9 +2002,9 @@
         </w:pict>
       </w:r>
     </w:p>
-    <w:bookmarkEnd w:id="30"/>
-    <w:bookmarkEnd w:id="31"/>
-    <w:bookmarkStart w:id="32" w:name="payment-breakdown"/>
+    <w:bookmarkEnd w:id="27"/>
+    <w:bookmarkEnd w:id="28"/>
+    <w:bookmarkStart w:id="29" w:name="payment-breakdown"/>
     <w:p>
       <w:pPr>
         <w:pBdr>
@@ -2557,8 +2458,8 @@
         </w:pict>
       </w:r>
     </w:p>
-    <w:bookmarkEnd w:id="32"/>
-    <w:bookmarkStart w:id="33" w:name="payment-received-with-thanks"/>
+    <w:bookmarkEnd w:id="29"/>
+    <w:bookmarkStart w:id="30" w:name="payment-received-with-thanks"/>
     <w:p>
       <w:pPr>
         <w:pBdr>
@@ -2602,8 +2503,8 @@
         </w:pict>
       </w:r>
     </w:p>
-    <w:bookmarkEnd w:id="33"/>
-    <w:bookmarkStart w:id="34" w:name="X9e477069c24cfc26ee2c2a0fb772da6724df9e9"/>
+    <w:bookmarkEnd w:id="30"/>
+    <w:bookmarkStart w:id="31" w:name="X9e477069c24cfc26ee2c2a0fb772da6724df9e9"/>
     <w:p>
       <w:pPr>
         <w:pBdr>
@@ -2816,8 +2717,8 @@
         </w:pict>
       </w:r>
     </w:p>
-    <w:bookmarkEnd w:id="34"/>
-    <w:bookmarkStart w:id="38" w:name="signature-block"/>
+    <w:bookmarkEnd w:id="31"/>
+    <w:bookmarkStart w:id="35" w:name="signature-block"/>
     <w:p>
       <w:pPr>
         <w:pBdr>
@@ -2846,7 +2747,7 @@
         <w:t xml:space="preserve">SIGNATURE BLOCK</w:t>
       </w:r>
     </w:p>
-    <w:bookmarkStart w:id="35" w:name="cashier-accountant"/>
+    <w:bookmarkStart w:id="32" w:name="cashier-accountant"/>
     <w:p>
       <w:pPr>
         <w:pStyle w:val="Heading3"/>
@@ -3078,8 +2979,8 @@
         </w:tc>
       </w:tr>
     </w:tbl>
-    <w:bookmarkEnd w:id="35"/>
-    <w:bookmarkStart w:id="36" w:name="verified-by-finance-department"/>
+    <w:bookmarkEnd w:id="32"/>
+    <w:bookmarkStart w:id="33" w:name="verified-by-finance-department"/>
     <w:p>
       <w:pPr>
         <w:pStyle w:val="Heading3"/>
@@ -3318,8 +3219,8 @@
         </w:pict>
       </w:r>
     </w:p>
-    <w:bookmarkEnd w:id="36"/>
-    <w:bookmarkStart w:id="37" w:name="payer-acknowledgement"/>
+    <w:bookmarkEnd w:id="33"/>
+    <w:bookmarkStart w:id="34" w:name="payer-acknowledgement"/>
     <w:p>
       <w:pPr>
         <w:pStyle w:val="Heading3"/>
@@ -3528,9 +3429,9 @@
         </w:pict>
       </w:r>
     </w:p>
-    <w:bookmarkEnd w:id="37"/>
-    <w:bookmarkEnd w:id="38"/>
-    <w:bookmarkStart w:id="39" w:name="terms-and-conditions"/>
+    <w:bookmarkEnd w:id="34"/>
+    <w:bookmarkEnd w:id="35"/>
+    <w:bookmarkStart w:id="36" w:name="terms-and-conditions"/>
     <w:p>
       <w:pPr>
         <w:pBdr>
@@ -3650,16 +3551,8 @@
         <w:t xml:space="preserve">This payment receipt is issued by PECH Group Holdings Ltd, Lagos, Nigeria. Thank you for your patronage.</w:t>
       </w:r>
     </w:p>
-    <w:bookmarkEnd w:id="39"/>
-    <w:bookmarkEnd w:id="40"/>
-    <w:sectPr>
-      <w:pgBorders w:offsetFrom="page">
-        <w:top w:val="single" w:sz="18" w:space="24" w:color="00BFFF"/>
-        <w:left w:val="single" w:sz="18" w:space="24" w:color="0099CC"/>
-        <w:bottom w:val="single" w:sz="18" w:space="24" w:color="F5A623"/>
-        <w:right w:val="single" w:sz="18" w:space="24" w:color="E08A00"/>
-      </w:pgBorders>
-    </w:sectPr>
+    <w:bookmarkEnd w:id="36"/>
+    <w:sectPr/>
     <w:p>
       <w:pPr>
         <w:pBdr>
